--- a/IPAC/Abhishek/Annexure 25-Protocol template v3.docx
+++ b/IPAC/Abhishek/Annexure 25-Protocol template v3.docx
@@ -236,7 +236,6 @@
           <w:szCs w:val="24"/>
         </w:rPr>
       </w:pPr>
-      <w:proofErr w:type="spellStart"/>
       <w:r>
         <w:rPr>
           <w:rFonts w:ascii="Times New Roman" w:hAnsi="Times New Roman" w:cs="Times New Roman"/>
@@ -245,18 +244,7 @@
           <w:szCs w:val="24"/>
           <w:lang w:val="en-US"/>
         </w:rPr>
-        <w:t>EdgeVerve</w:t>
-      </w:r>
-      <w:proofErr w:type="spellEnd"/>
-      <w:r>
-        <w:rPr>
-          <w:rFonts w:ascii="Times New Roman" w:hAnsi="Times New Roman" w:cs="Times New Roman"/>
-          <w:bCs/>
-          <w:sz w:val="24"/>
-          <w:szCs w:val="24"/>
-          <w:lang w:val="en-US"/>
-        </w:rPr>
-        <w:t xml:space="preserve"> Systems Limited, An Infosys Company</w:t>
+        <w:t>EdgeVerve Systems Limited, An Infosys Company</w:t>
       </w:r>
     </w:p>
     <w:p>
@@ -390,9 +378,75 @@
           <w:szCs w:val="24"/>
           <w:lang w:val="en-US"/>
         </w:rPr>
-        <w:t xml:space="preserve">Dr. P.C. </w:t>
-      </w:r>
-      <w:proofErr w:type="spellStart"/>
+        <w:t>Dr. P.C. Siddalingaswamy</w:t>
+      </w:r>
+    </w:p>
+    <w:p>
+      <w:pPr>
+        <w:spacing w:after="0" w:line="240" w:lineRule="auto"/>
+        <w:jc w:val="center"/>
+        <w:rPr>
+          <w:rFonts w:ascii="Times New Roman" w:hAnsi="Times New Roman" w:cs="Times New Roman"/>
+          <w:sz w:val="24"/>
+          <w:szCs w:val="24"/>
+        </w:rPr>
+      </w:pPr>
+      <w:r>
+        <w:rPr>
+          <w:rFonts w:ascii="Times New Roman" w:hAnsi="Times New Roman" w:cs="Times New Roman"/>
+          <w:sz w:val="24"/>
+          <w:szCs w:val="24"/>
+          <w:lang w:val="en-US"/>
+        </w:rPr>
+        <w:t>Associate Dean (Co-Guide)</w:t>
+      </w:r>
+    </w:p>
+    <w:p>
+      <w:pPr>
+        <w:spacing w:after="0" w:line="240" w:lineRule="auto"/>
+        <w:jc w:val="center"/>
+        <w:rPr>
+          <w:rFonts w:ascii="Times New Roman" w:hAnsi="Times New Roman" w:cs="Times New Roman"/>
+          <w:sz w:val="24"/>
+          <w:szCs w:val="24"/>
+          <w:lang w:val="en-US"/>
+        </w:rPr>
+      </w:pPr>
+    </w:p>
+    <w:p>
+      <w:pPr>
+        <w:spacing w:after="0" w:line="240" w:lineRule="auto"/>
+        <w:jc w:val="center"/>
+        <w:rPr>
+          <w:rFonts w:ascii="Times New Roman" w:hAnsi="Times New Roman" w:cs="Times New Roman"/>
+          <w:sz w:val="24"/>
+          <w:szCs w:val="24"/>
+          <w:lang w:val="en-US"/>
+        </w:rPr>
+      </w:pPr>
+    </w:p>
+    <w:p>
+      <w:pPr>
+        <w:spacing w:after="0" w:line="240" w:lineRule="auto"/>
+        <w:jc w:val="center"/>
+        <w:rPr>
+          <w:rFonts w:ascii="Times New Roman" w:hAnsi="Times New Roman" w:cs="Times New Roman"/>
+          <w:sz w:val="24"/>
+          <w:szCs w:val="24"/>
+          <w:lang w:val="en-US"/>
+        </w:rPr>
+      </w:pPr>
+    </w:p>
+    <w:p>
+      <w:pPr>
+        <w:spacing w:after="0" w:line="240" w:lineRule="auto"/>
+        <w:jc w:val="center"/>
+        <w:rPr>
+          <w:rFonts w:ascii="Times New Roman" w:hAnsi="Times New Roman" w:cs="Times New Roman"/>
+          <w:sz w:val="24"/>
+          <w:szCs w:val="24"/>
+        </w:rPr>
+      </w:pPr>
       <w:r>
         <w:rPr>
           <w:rFonts w:ascii="Times New Roman" w:hAnsi="Times New Roman" w:cs="Times New Roman"/>
@@ -402,9 +456,8 @@
           <w:szCs w:val="24"/>
           <w:lang w:val="en-US"/>
         </w:rPr>
-        <w:t>Siddalingaswamy</w:t>
-      </w:r>
-      <w:proofErr w:type="spellEnd"/>
+        <w:t>Dr. Naveen Kulkarni (Co-Guide)</w:t>
+      </w:r>
     </w:p>
     <w:p>
       <w:pPr>
@@ -423,7 +476,7 @@
           <w:szCs w:val="24"/>
           <w:lang w:val="en-US"/>
         </w:rPr>
-        <w:t>Associate Dean (Co-Guide)</w:t>
+        <w:t>Director – Product Engineering - AI</w:t>
       </w:r>
     </w:p>
     <w:p>
@@ -434,105 +487,16 @@
           <w:rFonts w:ascii="Times New Roman" w:hAnsi="Times New Roman" w:cs="Times New Roman"/>
           <w:sz w:val="24"/>
           <w:szCs w:val="24"/>
-          <w:lang w:val="en-US"/>
-        </w:rPr>
-      </w:pPr>
-    </w:p>
-    <w:p>
-      <w:pPr>
-        <w:spacing w:after="0" w:line="240" w:lineRule="auto"/>
-        <w:jc w:val="center"/>
+        </w:rPr>
+      </w:pPr>
+      <w:r>
         <w:rPr>
           <w:rFonts w:ascii="Times New Roman" w:hAnsi="Times New Roman" w:cs="Times New Roman"/>
           <w:sz w:val="24"/>
           <w:szCs w:val="24"/>
           <w:lang w:val="en-US"/>
         </w:rPr>
-      </w:pPr>
-    </w:p>
-    <w:p>
-      <w:pPr>
-        <w:spacing w:after="0" w:line="240" w:lineRule="auto"/>
-        <w:jc w:val="center"/>
-        <w:rPr>
-          <w:rFonts w:ascii="Times New Roman" w:hAnsi="Times New Roman" w:cs="Times New Roman"/>
-          <w:sz w:val="24"/>
-          <w:szCs w:val="24"/>
-          <w:lang w:val="en-US"/>
-        </w:rPr>
-      </w:pPr>
-    </w:p>
-    <w:p>
-      <w:pPr>
-        <w:spacing w:after="0" w:line="240" w:lineRule="auto"/>
-        <w:jc w:val="center"/>
-        <w:rPr>
-          <w:rFonts w:ascii="Times New Roman" w:hAnsi="Times New Roman" w:cs="Times New Roman"/>
-          <w:sz w:val="24"/>
-          <w:szCs w:val="24"/>
-        </w:rPr>
-      </w:pPr>
-      <w:r>
-        <w:rPr>
-          <w:rFonts w:ascii="Times New Roman" w:hAnsi="Times New Roman" w:cs="Times New Roman"/>
-          <w:b/>
-          <w:bCs/>
-          <w:sz w:val="24"/>
-          <w:szCs w:val="24"/>
-          <w:lang w:val="en-US"/>
-        </w:rPr>
-        <w:t>Dr. Naveen Kulkarni (Co-Guide)</w:t>
-      </w:r>
-    </w:p>
-    <w:p>
-      <w:pPr>
-        <w:spacing w:after="0" w:line="240" w:lineRule="auto"/>
-        <w:jc w:val="center"/>
-        <w:rPr>
-          <w:rFonts w:ascii="Times New Roman" w:hAnsi="Times New Roman" w:cs="Times New Roman"/>
-          <w:sz w:val="24"/>
-          <w:szCs w:val="24"/>
-        </w:rPr>
-      </w:pPr>
-      <w:r>
-        <w:rPr>
-          <w:rFonts w:ascii="Times New Roman" w:hAnsi="Times New Roman" w:cs="Times New Roman"/>
-          <w:sz w:val="24"/>
-          <w:szCs w:val="24"/>
-          <w:lang w:val="en-US"/>
-        </w:rPr>
-        <w:t>Director – Product Engineering - AI</w:t>
-      </w:r>
-    </w:p>
-    <w:p>
-      <w:pPr>
-        <w:spacing w:after="0" w:line="240" w:lineRule="auto"/>
-        <w:jc w:val="center"/>
-        <w:rPr>
-          <w:rFonts w:ascii="Times New Roman" w:hAnsi="Times New Roman" w:cs="Times New Roman"/>
-          <w:sz w:val="24"/>
-          <w:szCs w:val="24"/>
-        </w:rPr>
-      </w:pPr>
-      <w:proofErr w:type="spellStart"/>
-      <w:r>
-        <w:rPr>
-          <w:rFonts w:ascii="Times New Roman" w:hAnsi="Times New Roman" w:cs="Times New Roman"/>
-          <w:sz w:val="24"/>
-          <w:szCs w:val="24"/>
-          <w:lang w:val="en-US"/>
-        </w:rPr>
-        <w:t>EdgeVerve</w:t>
-      </w:r>
-      <w:proofErr w:type="spellEnd"/>
-      <w:r>
-        <w:rPr>
-          <w:rFonts w:ascii="Times New Roman" w:hAnsi="Times New Roman" w:cs="Times New Roman"/>
-          <w:sz w:val="24"/>
-          <w:szCs w:val="24"/>
-          <w:lang w:val="en-US"/>
-        </w:rPr>
-        <w:t xml:space="preserve"> Systems Limited, An Infosys Company</w:t>
+        <w:t>EdgeVerve Systems Limited, An Infosys Company</w:t>
       </w:r>
     </w:p>
     <w:p>
@@ -866,31 +830,7 @@
           <w:szCs w:val="24"/>
           <w:lang w:val="en-US"/>
         </w:rPr>
-        <w:t xml:space="preserve">has </w:t>
-      </w:r>
-      <w:proofErr w:type="spellStart"/>
-      <w:r>
-        <w:rPr>
-          <w:rFonts w:ascii="Times New Roman" w:eastAsia="Times New Roman" w:hAnsi="Times New Roman" w:cs="Times New Roman"/>
-          <w:color w:val="2A2929"/>
-          <w:w w:val="109"/>
-          <w:sz w:val="24"/>
-          <w:szCs w:val="24"/>
-          <w:lang w:val="en-US"/>
-        </w:rPr>
-        <w:t>lead</w:t>
-      </w:r>
-      <w:proofErr w:type="spellEnd"/>
-      <w:r>
-        <w:rPr>
-          <w:rFonts w:ascii="Times New Roman" w:eastAsia="Times New Roman" w:hAnsi="Times New Roman" w:cs="Times New Roman"/>
-          <w:color w:val="2A2929"/>
-          <w:w w:val="109"/>
-          <w:sz w:val="24"/>
-          <w:szCs w:val="24"/>
-          <w:lang w:val="en-US"/>
-        </w:rPr>
-        <w:t xml:space="preserve"> to violations of privacy and personal data is used without consent, which in turn has led people more exposed and vulnerable.</w:t>
+        <w:t>has lead to violations of privacy and personal data is used without consent, which in turn has led people more exposed and vulnerable.</w:t>
       </w:r>
       <w:r>
         <w:rPr>
@@ -1070,31 +1010,7 @@
           <w:szCs w:val="24"/>
           <w:lang w:val="en-US"/>
         </w:rPr>
-        <w:t xml:space="preserve">This has led governments worldwide to pass legislations for an </w:t>
-      </w:r>
-      <w:proofErr w:type="spellStart"/>
-      <w:r>
-        <w:rPr>
-          <w:rFonts w:ascii="Times New Roman" w:eastAsia="Times New Roman" w:hAnsi="Times New Roman" w:cs="Times New Roman"/>
-          <w:color w:val="2A2929"/>
-          <w:w w:val="109"/>
-          <w:sz w:val="24"/>
-          <w:szCs w:val="24"/>
-          <w:lang w:val="en-US"/>
-        </w:rPr>
-        <w:t>individuals</w:t>
-      </w:r>
-      <w:proofErr w:type="spellEnd"/>
-      <w:r>
-        <w:rPr>
-          <w:rFonts w:ascii="Times New Roman" w:eastAsia="Times New Roman" w:hAnsi="Times New Roman" w:cs="Times New Roman"/>
-          <w:color w:val="2A2929"/>
-          <w:w w:val="109"/>
-          <w:sz w:val="24"/>
-          <w:szCs w:val="24"/>
-          <w:lang w:val="en-US"/>
-        </w:rPr>
-        <w:t xml:space="preserve"> “Right to be Forgotten”, there by necessitating large corporations compliance. Notable laws are </w:t>
+        <w:t xml:space="preserve">This has led governments worldwide to pass legislations for an individuals “Right to be Forgotten”, there by necessitating large corporations compliance. Notable laws are </w:t>
       </w:r>
       <w:r>
         <w:rPr>
@@ -1856,13 +1772,12 @@
     </w:p>
     <w:p>
       <w:pPr>
-        <w:spacing w:line="480" w:lineRule="auto"/>
-        <w:ind w:left="450"/>
         <w:jc w:val="both"/>
         <w:rPr>
           <w:rFonts w:ascii="Times New Roman" w:hAnsi="Times New Roman" w:cs="Times New Roman"/>
           <w:sz w:val="24"/>
           <w:szCs w:val="24"/>
+          <w:lang w:val="en-US"/>
         </w:rPr>
       </w:pPr>
       <w:r>
@@ -1870,1766 +1785,72 @@
           <w:rFonts w:ascii="Times New Roman" w:hAnsi="Times New Roman" w:cs="Times New Roman"/>
           <w:sz w:val="24"/>
           <w:szCs w:val="24"/>
-        </w:rPr>
-        <w:t>[1] Machine Unlearning: A Survey HENG XU, TIANQING ZHU, and LEFENG ZHANG, University of Technology Sydney, Australia WANLEI ZHOU, City University of Macau, China PHILIP S. YU, University of Illinois at Chicago, United States</w:t>
-      </w:r>
-    </w:p>
-    <w:p>
-      <w:pPr>
-        <w:spacing w:line="480" w:lineRule="auto"/>
-        <w:ind w:left="450"/>
-        <w:jc w:val="both"/>
+          <w:lang w:val="en-US"/>
+        </w:rPr>
+        <w:t xml:space="preserve">In the rapidly evolving landscape of artificial intelligence (AI), the concept of Responsible AI has gained importance. Responsible AI (RAI) ensures that AI and Machine Learning (ML) applications are developed , deployed embodying the RAI principles ensuring ethical , </w:t>
+      </w:r>
+      <w:r>
         <w:rPr>
           <w:rFonts w:ascii="Times New Roman" w:hAnsi="Times New Roman" w:cs="Times New Roman"/>
           <w:sz w:val="24"/>
           <w:szCs w:val="24"/>
-        </w:rPr>
-      </w:pPr>
+          <w:lang w:val="en-US"/>
+        </w:rPr>
+        <w:t>legal norms [22].</w:t>
+      </w:r>
       <w:r>
         <w:rPr>
           <w:rFonts w:ascii="Times New Roman" w:hAnsi="Times New Roman" w:cs="Times New Roman"/>
           <w:sz w:val="24"/>
           <w:szCs w:val="24"/>
-        </w:rPr>
-        <w:t>[2] Machine Unlearning: A Comprehensive Survey WEIQI WANG, University of Technology Sydney, Australia ZHIYI TIAN, University of Technology Sydney, Australia CHENHAN ZHANG, University of Technology Sydney, Australia SHUI YU, University of Technology Sydney, Australia</w:t>
-      </w:r>
-    </w:p>
-    <w:p>
-      <w:pPr>
-        <w:spacing w:line="480" w:lineRule="auto"/>
-        <w:ind w:left="450"/>
-        <w:jc w:val="both"/>
+          <w:lang w:val="en-US"/>
+        </w:rPr>
+        <w:t xml:space="preserve"> </w:t>
+      </w:r>
+      <w:r>
         <w:rPr>
           <w:rFonts w:ascii="Times New Roman" w:hAnsi="Times New Roman" w:cs="Times New Roman"/>
           <w:sz w:val="24"/>
           <w:szCs w:val="24"/>
-        </w:rPr>
-      </w:pPr>
+          <w:lang w:val="en-US"/>
+        </w:rPr>
+        <w:t xml:space="preserve">Machine Unlearning is one of the techniques </w:t>
+      </w:r>
       <w:r>
         <w:rPr>
           <w:rFonts w:ascii="Times New Roman" w:hAnsi="Times New Roman" w:cs="Times New Roman"/>
           <w:sz w:val="24"/>
           <w:szCs w:val="24"/>
-        </w:rPr>
-        <w:t xml:space="preserve">[3] Stefanos Leonardos and Georgios Piliouras. 2022. Exploration-exploitation in multi-agent learning: Catastrophe theory meets game theory. </w:t>
-      </w:r>
-      <w:proofErr w:type="spellStart"/>
+          <w:lang w:val="en-US"/>
+        </w:rPr>
+        <w:t>which enables</w:t>
+      </w:r>
       <w:r>
         <w:rPr>
           <w:rFonts w:ascii="Times New Roman" w:hAnsi="Times New Roman" w:cs="Times New Roman"/>
           <w:sz w:val="24"/>
           <w:szCs w:val="24"/>
-        </w:rPr>
-        <w:t>Artif</w:t>
-      </w:r>
-      <w:proofErr w:type="spellEnd"/>
+          <w:lang w:val="en-US"/>
+        </w:rPr>
+        <w:t xml:space="preserve"> achieving RAI principles, it involves selective forgetting of user data</w:t>
+      </w:r>
       <w:r>
         <w:rPr>
           <w:rFonts w:ascii="Times New Roman" w:hAnsi="Times New Roman" w:cs="Times New Roman"/>
           <w:sz w:val="24"/>
           <w:szCs w:val="24"/>
+          <w:lang w:val="en-US"/>
+        </w:rPr>
+        <w:t>, upholding users “right to be forgotten” [1][2]</w:t>
+      </w:r>
+      <w:r>
+        <w:rPr>
+          <w:rFonts w:ascii="Times New Roman" w:hAnsi="Times New Roman" w:cs="Times New Roman"/>
+          <w:sz w:val="24"/>
+          <w:szCs w:val="24"/>
+          <w:lang w:val="en-US"/>
         </w:rPr>
         <w:t xml:space="preserve">. </w:t>
-      </w:r>
-      <w:proofErr w:type="spellStart"/>
-      <w:r>
-        <w:rPr>
-          <w:rFonts w:ascii="Times New Roman" w:hAnsi="Times New Roman" w:cs="Times New Roman"/>
-          <w:sz w:val="24"/>
-          <w:szCs w:val="24"/>
-        </w:rPr>
-        <w:t>Intell</w:t>
-      </w:r>
-      <w:proofErr w:type="spellEnd"/>
-      <w:r>
-        <w:rPr>
-          <w:rFonts w:ascii="Times New Roman" w:hAnsi="Times New Roman" w:cs="Times New Roman"/>
-          <w:sz w:val="24"/>
-          <w:szCs w:val="24"/>
-        </w:rPr>
-        <w:t xml:space="preserve">. 304 (2022), 103653. </w:t>
-      </w:r>
-      <w:r>
-        <w:rPr>
-          <w:rFonts w:ascii="Times New Roman" w:hAnsi="Times New Roman" w:cs="Times New Roman"/>
-          <w:sz w:val="24"/>
-          <w:szCs w:val="24"/>
-        </w:rPr>
-        <w:t>DOI: http</w:t>
-      </w:r>
-      <w:r>
-        <w:rPr>
-          <w:rFonts w:ascii="Times New Roman" w:hAnsi="Times New Roman" w:cs="Times New Roman"/>
-          <w:sz w:val="24"/>
-          <w:szCs w:val="24"/>
-        </w:rPr>
-        <w:t xml:space="preserve">://dx.doi.org/10.1016/j.artint.2021.103653 </w:t>
-      </w:r>
-    </w:p>
-    <w:p>
-      <w:pPr>
-        <w:spacing w:line="480" w:lineRule="auto"/>
-        <w:ind w:left="450"/>
-        <w:jc w:val="both"/>
-        <w:rPr>
-          <w:rFonts w:ascii="Times New Roman" w:hAnsi="Times New Roman" w:cs="Times New Roman"/>
-          <w:sz w:val="24"/>
-          <w:szCs w:val="24"/>
-        </w:rPr>
-      </w:pPr>
-      <w:r>
-        <w:rPr>
-          <w:rFonts w:ascii="Times New Roman" w:hAnsi="Times New Roman" w:cs="Times New Roman"/>
-          <w:sz w:val="24"/>
-          <w:szCs w:val="24"/>
-        </w:rPr>
-        <w:t xml:space="preserve">[4] Lei Cui, Youyang Qu, Mohammad Reza Nosouhi, Shui Yu, Jianwei Niu, and Gang Xie. 2019. Improving data utility through game theory in personalized differential privacy. J. </w:t>
-      </w:r>
-      <w:proofErr w:type="spellStart"/>
-      <w:r>
-        <w:rPr>
-          <w:rFonts w:ascii="Times New Roman" w:hAnsi="Times New Roman" w:cs="Times New Roman"/>
-          <w:sz w:val="24"/>
-          <w:szCs w:val="24"/>
-        </w:rPr>
-        <w:t>Comput</w:t>
-      </w:r>
-      <w:proofErr w:type="spellEnd"/>
-      <w:r>
-        <w:rPr>
-          <w:rFonts w:ascii="Times New Roman" w:hAnsi="Times New Roman" w:cs="Times New Roman"/>
-          <w:sz w:val="24"/>
-          <w:szCs w:val="24"/>
-        </w:rPr>
-        <w:t xml:space="preserve">. Sci. Technol. 34, 2 (2019), 272–286. </w:t>
-      </w:r>
-      <w:proofErr w:type="spellStart"/>
-      <w:r>
-        <w:rPr>
-          <w:rFonts w:ascii="Times New Roman" w:hAnsi="Times New Roman" w:cs="Times New Roman"/>
-          <w:sz w:val="24"/>
-          <w:szCs w:val="24"/>
-        </w:rPr>
-        <w:t>DOI:http</w:t>
-      </w:r>
-      <w:proofErr w:type="spellEnd"/>
-      <w:r>
-        <w:rPr>
-          <w:rFonts w:ascii="Times New Roman" w:hAnsi="Times New Roman" w:cs="Times New Roman"/>
-          <w:sz w:val="24"/>
-          <w:szCs w:val="24"/>
-        </w:rPr>
-        <w:t>: //dx.doi.org/10.1007/s11390-019-1910-3</w:t>
-      </w:r>
-    </w:p>
-    <w:p>
-      <w:pPr>
-        <w:spacing w:line="480" w:lineRule="auto"/>
-        <w:ind w:left="450"/>
-        <w:jc w:val="both"/>
-        <w:rPr>
-          <w:rFonts w:ascii="Times New Roman" w:hAnsi="Times New Roman" w:cs="Times New Roman"/>
-          <w:sz w:val="24"/>
-          <w:szCs w:val="24"/>
-        </w:rPr>
-      </w:pPr>
-      <w:r>
-        <w:rPr>
-          <w:rFonts w:ascii="Times New Roman" w:hAnsi="Times New Roman" w:cs="Times New Roman"/>
-          <w:sz w:val="24"/>
-          <w:szCs w:val="24"/>
-        </w:rPr>
-        <w:t xml:space="preserve"> [5] Xueqin Liang, Zheng Yan, Robert H. Deng, and Qinghua Zheng. 2021. Investigating the adoption of hybrid encrypted cloud data deduplication with game theory. IEEE Trans. </w:t>
-      </w:r>
-      <w:r>
-        <w:rPr>
-          <w:rFonts w:ascii="Times New Roman" w:hAnsi="Times New Roman" w:cs="Times New Roman"/>
-          <w:sz w:val="24"/>
-          <w:szCs w:val="24"/>
-        </w:rPr>
-        <w:lastRenderedPageBreak/>
-        <w:t xml:space="preserve">Parallel </w:t>
-      </w:r>
-      <w:proofErr w:type="spellStart"/>
-      <w:r>
-        <w:rPr>
-          <w:rFonts w:ascii="Times New Roman" w:hAnsi="Times New Roman" w:cs="Times New Roman"/>
-          <w:sz w:val="24"/>
-          <w:szCs w:val="24"/>
-        </w:rPr>
-        <w:t>Distrib</w:t>
-      </w:r>
-      <w:proofErr w:type="spellEnd"/>
-      <w:r>
-        <w:rPr>
-          <w:rFonts w:ascii="Times New Roman" w:hAnsi="Times New Roman" w:cs="Times New Roman"/>
-          <w:sz w:val="24"/>
-          <w:szCs w:val="24"/>
-        </w:rPr>
-        <w:t xml:space="preserve">. Syst. 32, 3 (2021), 587–600. </w:t>
-      </w:r>
-      <w:proofErr w:type="spellStart"/>
-      <w:r>
-        <w:rPr>
-          <w:rFonts w:ascii="Times New Roman" w:hAnsi="Times New Roman" w:cs="Times New Roman"/>
-          <w:sz w:val="24"/>
-          <w:szCs w:val="24"/>
-        </w:rPr>
-        <w:t>DOI:http</w:t>
-      </w:r>
-      <w:proofErr w:type="spellEnd"/>
-      <w:r>
-        <w:rPr>
-          <w:rFonts w:ascii="Times New Roman" w:hAnsi="Times New Roman" w:cs="Times New Roman"/>
-          <w:sz w:val="24"/>
-          <w:szCs w:val="24"/>
-        </w:rPr>
-        <w:t>://</w:t>
-      </w:r>
-      <w:proofErr w:type="spellStart"/>
-      <w:r>
-        <w:rPr>
-          <w:rFonts w:ascii="Times New Roman" w:hAnsi="Times New Roman" w:cs="Times New Roman"/>
-          <w:sz w:val="24"/>
-          <w:szCs w:val="24"/>
-        </w:rPr>
-        <w:t>dx.doi</w:t>
-      </w:r>
-      <w:proofErr w:type="spellEnd"/>
-      <w:r>
-        <w:rPr>
-          <w:rFonts w:ascii="Times New Roman" w:hAnsi="Times New Roman" w:cs="Times New Roman"/>
-          <w:sz w:val="24"/>
-          <w:szCs w:val="24"/>
-        </w:rPr>
-        <w:t xml:space="preserve">. org/10.1109/TPDS.2020.3028685 </w:t>
-      </w:r>
-    </w:p>
-    <w:p>
-      <w:pPr>
-        <w:spacing w:line="480" w:lineRule="auto"/>
-        <w:ind w:left="450"/>
-        <w:jc w:val="both"/>
-        <w:rPr>
-          <w:rFonts w:ascii="Times New Roman" w:hAnsi="Times New Roman" w:cs="Times New Roman"/>
-          <w:sz w:val="24"/>
-          <w:szCs w:val="24"/>
-        </w:rPr>
-      </w:pPr>
-      <w:r>
-        <w:rPr>
-          <w:rFonts w:ascii="Times New Roman" w:hAnsi="Times New Roman" w:cs="Times New Roman"/>
-          <w:sz w:val="24"/>
-          <w:szCs w:val="24"/>
-        </w:rPr>
-        <w:t xml:space="preserve">[6] </w:t>
-      </w:r>
-      <w:hyperlink r:id="rId8" w:history="1">
-        <w:r>
-          <w:rPr>
-            <w:rFonts w:ascii="Times New Roman" w:hAnsi="Times New Roman" w:cs="Times New Roman"/>
-            <w:sz w:val="24"/>
-            <w:szCs w:val="24"/>
-          </w:rPr>
-          <w:t>Jiahui Geng</w:t>
-        </w:r>
-      </w:hyperlink>
-      <w:r>
-        <w:rPr>
-          <w:rFonts w:ascii="Times New Roman" w:hAnsi="Times New Roman" w:cs="Times New Roman"/>
-          <w:sz w:val="24"/>
-          <w:szCs w:val="24"/>
-        </w:rPr>
-        <w:t>, </w:t>
-      </w:r>
-      <w:hyperlink r:id="rId9" w:history="1">
-        <w:r>
-          <w:rPr>
-            <w:rFonts w:ascii="Times New Roman" w:hAnsi="Times New Roman" w:cs="Times New Roman"/>
-            <w:sz w:val="24"/>
-            <w:szCs w:val="24"/>
-          </w:rPr>
-          <w:t>Qing Li</w:t>
-        </w:r>
-      </w:hyperlink>
-      <w:r>
-        <w:rPr>
-          <w:rFonts w:ascii="Times New Roman" w:hAnsi="Times New Roman" w:cs="Times New Roman"/>
-          <w:sz w:val="24"/>
-          <w:szCs w:val="24"/>
-        </w:rPr>
-        <w:t>, </w:t>
-      </w:r>
-      <w:hyperlink r:id="rId10" w:history="1">
-        <w:r>
-          <w:rPr>
-            <w:rFonts w:ascii="Times New Roman" w:hAnsi="Times New Roman" w:cs="Times New Roman"/>
-            <w:sz w:val="24"/>
-            <w:szCs w:val="24"/>
-          </w:rPr>
-          <w:t>Herbert Woisetschlaeger</w:t>
-        </w:r>
-      </w:hyperlink>
-      <w:r>
-        <w:rPr>
-          <w:rFonts w:ascii="Times New Roman" w:hAnsi="Times New Roman" w:cs="Times New Roman"/>
-          <w:sz w:val="24"/>
-          <w:szCs w:val="24"/>
-        </w:rPr>
-        <w:t>, </w:t>
-      </w:r>
-      <w:hyperlink r:id="rId11" w:history="1">
-        <w:r>
-          <w:rPr>
-            <w:rFonts w:ascii="Times New Roman" w:hAnsi="Times New Roman" w:cs="Times New Roman"/>
-            <w:sz w:val="24"/>
-            <w:szCs w:val="24"/>
-          </w:rPr>
-          <w:t>Zongxiong Chen</w:t>
-        </w:r>
-      </w:hyperlink>
-      <w:r>
-        <w:rPr>
-          <w:rFonts w:ascii="Times New Roman" w:hAnsi="Times New Roman" w:cs="Times New Roman"/>
-          <w:sz w:val="24"/>
-          <w:szCs w:val="24"/>
-        </w:rPr>
-        <w:t>, </w:t>
-      </w:r>
-      <w:hyperlink r:id="rId12" w:history="1">
-        <w:r>
-          <w:rPr>
-            <w:rFonts w:ascii="Times New Roman" w:hAnsi="Times New Roman" w:cs="Times New Roman"/>
-            <w:sz w:val="24"/>
-            <w:szCs w:val="24"/>
-          </w:rPr>
-          <w:t>Fengyu Cai</w:t>
-        </w:r>
-      </w:hyperlink>
-      <w:r>
-        <w:rPr>
-          <w:rFonts w:ascii="Times New Roman" w:hAnsi="Times New Roman" w:cs="Times New Roman"/>
-          <w:sz w:val="24"/>
-          <w:szCs w:val="24"/>
-        </w:rPr>
-        <w:t>, </w:t>
-      </w:r>
-      <w:hyperlink r:id="rId13" w:history="1">
-        <w:r>
-          <w:rPr>
-            <w:rFonts w:ascii="Times New Roman" w:hAnsi="Times New Roman" w:cs="Times New Roman"/>
-            <w:sz w:val="24"/>
-            <w:szCs w:val="24"/>
-          </w:rPr>
-          <w:t>Yuxia Wang</w:t>
-        </w:r>
-      </w:hyperlink>
-      <w:r>
-        <w:rPr>
-          <w:rFonts w:ascii="Times New Roman" w:hAnsi="Times New Roman" w:cs="Times New Roman"/>
-          <w:sz w:val="24"/>
-          <w:szCs w:val="24"/>
-        </w:rPr>
-        <w:t>, </w:t>
-      </w:r>
-      <w:hyperlink r:id="rId14" w:history="1">
-        <w:r>
-          <w:rPr>
-            <w:rFonts w:ascii="Times New Roman" w:hAnsi="Times New Roman" w:cs="Times New Roman"/>
-            <w:sz w:val="24"/>
-            <w:szCs w:val="24"/>
-          </w:rPr>
-          <w:t>Preslav Nakov</w:t>
-        </w:r>
-      </w:hyperlink>
-      <w:r>
-        <w:rPr>
-          <w:rFonts w:ascii="Times New Roman" w:hAnsi="Times New Roman" w:cs="Times New Roman"/>
-          <w:sz w:val="24"/>
-          <w:szCs w:val="24"/>
-        </w:rPr>
-        <w:t>, </w:t>
-      </w:r>
-      <w:hyperlink r:id="rId15" w:history="1">
-        <w:r>
-          <w:rPr>
-            <w:rFonts w:ascii="Times New Roman" w:hAnsi="Times New Roman" w:cs="Times New Roman"/>
-            <w:sz w:val="24"/>
-            <w:szCs w:val="24"/>
-          </w:rPr>
-          <w:t>Hans-Arno Jacobsen</w:t>
-        </w:r>
-      </w:hyperlink>
-      <w:r>
-        <w:rPr>
-          <w:rFonts w:ascii="Times New Roman" w:hAnsi="Times New Roman" w:cs="Times New Roman"/>
-          <w:sz w:val="24"/>
-          <w:szCs w:val="24"/>
-        </w:rPr>
-        <w:t>, </w:t>
-      </w:r>
-      <w:hyperlink r:id="rId16" w:history="1">
-        <w:r>
-          <w:rPr>
-            <w:rFonts w:ascii="Times New Roman" w:hAnsi="Times New Roman" w:cs="Times New Roman"/>
-            <w:sz w:val="24"/>
-            <w:szCs w:val="24"/>
-          </w:rPr>
-          <w:t>Fakhri Karray</w:t>
-        </w:r>
-      </w:hyperlink>
-      <w:r>
-        <w:rPr>
-          <w:rFonts w:ascii="Times New Roman" w:hAnsi="Times New Roman" w:cs="Times New Roman"/>
-          <w:sz w:val="24"/>
-          <w:szCs w:val="24"/>
-        </w:rPr>
-        <w:t xml:space="preserve"> A Comprehensive Survey of Machine Unlearning Techniques for Large Language Models DOI: </w:t>
-      </w:r>
-      <w:hyperlink r:id="rId17" w:history="1">
-        <w:r>
-          <w:rPr>
-            <w:rStyle w:val="Hyperlink"/>
-            <w:rFonts w:ascii="Times New Roman" w:hAnsi="Times New Roman" w:cs="Times New Roman"/>
-            <w:sz w:val="24"/>
-            <w:szCs w:val="24"/>
-          </w:rPr>
-          <w:t>https://doi.org/10.48550/arXiv.2503.01854</w:t>
-        </w:r>
-      </w:hyperlink>
-    </w:p>
-    <w:p>
-      <w:pPr>
-        <w:spacing w:line="480" w:lineRule="auto"/>
-        <w:ind w:left="450"/>
-        <w:jc w:val="both"/>
-        <w:rPr>
-          <w:rFonts w:ascii="Times New Roman" w:hAnsi="Times New Roman" w:cs="Times New Roman"/>
-          <w:sz w:val="24"/>
-          <w:szCs w:val="24"/>
-        </w:rPr>
-      </w:pPr>
-      <w:r>
-        <w:rPr>
-          <w:rFonts w:ascii="Times New Roman" w:hAnsi="Times New Roman" w:cs="Times New Roman"/>
-          <w:sz w:val="24"/>
-          <w:szCs w:val="24"/>
-        </w:rPr>
-        <w:t xml:space="preserve">[7] Exploring Federated Unlearning: Review, Comparison, and Insights Yang Zhao, Member, IEEE, </w:t>
-      </w:r>
-      <w:proofErr w:type="spellStart"/>
-      <w:r>
-        <w:rPr>
-          <w:rFonts w:ascii="Times New Roman" w:hAnsi="Times New Roman" w:cs="Times New Roman"/>
-          <w:sz w:val="24"/>
-          <w:szCs w:val="24"/>
-        </w:rPr>
-        <w:t>Jiaxi</w:t>
-      </w:r>
-      <w:proofErr w:type="spellEnd"/>
-      <w:r>
-        <w:rPr>
-          <w:rFonts w:ascii="Times New Roman" w:hAnsi="Times New Roman" w:cs="Times New Roman"/>
-          <w:sz w:val="24"/>
-          <w:szCs w:val="24"/>
-        </w:rPr>
-        <w:t xml:space="preserve"> Yang, Student Member, IEEE, Yiling Tao, Student Member, IEEE, </w:t>
-      </w:r>
-      <w:proofErr w:type="spellStart"/>
-      <w:r>
-        <w:rPr>
-          <w:rFonts w:ascii="Times New Roman" w:hAnsi="Times New Roman" w:cs="Times New Roman"/>
-          <w:sz w:val="24"/>
-          <w:szCs w:val="24"/>
-        </w:rPr>
-        <w:t>Lixu</w:t>
-      </w:r>
-      <w:proofErr w:type="spellEnd"/>
-      <w:r>
-        <w:rPr>
-          <w:rFonts w:ascii="Times New Roman" w:hAnsi="Times New Roman" w:cs="Times New Roman"/>
-          <w:sz w:val="24"/>
-          <w:szCs w:val="24"/>
-        </w:rPr>
-        <w:t xml:space="preserve"> Wang, Student Member, IEEE, </w:t>
-      </w:r>
-      <w:proofErr w:type="spellStart"/>
-      <w:r>
-        <w:rPr>
-          <w:rFonts w:ascii="Times New Roman" w:hAnsi="Times New Roman" w:cs="Times New Roman"/>
-          <w:sz w:val="24"/>
-          <w:szCs w:val="24"/>
-        </w:rPr>
-        <w:t>Xiaoxiao</w:t>
-      </w:r>
-      <w:proofErr w:type="spellEnd"/>
-      <w:r>
-        <w:rPr>
-          <w:rFonts w:ascii="Times New Roman" w:hAnsi="Times New Roman" w:cs="Times New Roman"/>
-          <w:sz w:val="24"/>
-          <w:szCs w:val="24"/>
-        </w:rPr>
-        <w:t xml:space="preserve"> Li, Member, IEEE, Dusit </w:t>
-      </w:r>
-      <w:proofErr w:type="spellStart"/>
-      <w:r>
-        <w:rPr>
-          <w:rFonts w:ascii="Times New Roman" w:hAnsi="Times New Roman" w:cs="Times New Roman"/>
-          <w:sz w:val="24"/>
-          <w:szCs w:val="24"/>
-        </w:rPr>
-        <w:t>Niyato</w:t>
-      </w:r>
-      <w:proofErr w:type="spellEnd"/>
-      <w:r>
-        <w:rPr>
-          <w:rFonts w:ascii="Times New Roman" w:hAnsi="Times New Roman" w:cs="Times New Roman"/>
-          <w:sz w:val="24"/>
-          <w:szCs w:val="24"/>
-        </w:rPr>
-        <w:t>, Fellow, IEEE, and H. Vincent Poor, Life Fellow, IEEE</w:t>
-      </w:r>
-    </w:p>
-    <w:p>
-      <w:pPr>
-        <w:spacing w:line="480" w:lineRule="auto"/>
-        <w:ind w:left="450"/>
-        <w:jc w:val="both"/>
-        <w:rPr>
-          <w:rFonts w:ascii="Times New Roman" w:hAnsi="Times New Roman" w:cs="Times New Roman"/>
-          <w:sz w:val="24"/>
-          <w:szCs w:val="24"/>
-        </w:rPr>
-      </w:pPr>
-      <w:r>
-        <w:rPr>
-          <w:rFonts w:ascii="Times New Roman" w:hAnsi="Times New Roman" w:cs="Times New Roman"/>
-          <w:sz w:val="24"/>
-          <w:szCs w:val="24"/>
-        </w:rPr>
-        <w:t xml:space="preserve">[8] Chuan Guo, Tom Goldstein, Awni Y. </w:t>
-      </w:r>
-      <w:proofErr w:type="spellStart"/>
-      <w:r>
-        <w:rPr>
-          <w:rFonts w:ascii="Times New Roman" w:hAnsi="Times New Roman" w:cs="Times New Roman"/>
-          <w:sz w:val="24"/>
-          <w:szCs w:val="24"/>
-        </w:rPr>
-        <w:t>Hannun</w:t>
-      </w:r>
-      <w:proofErr w:type="spellEnd"/>
-      <w:r>
-        <w:rPr>
-          <w:rFonts w:ascii="Times New Roman" w:hAnsi="Times New Roman" w:cs="Times New Roman"/>
-          <w:sz w:val="24"/>
-          <w:szCs w:val="24"/>
-        </w:rPr>
-        <w:t xml:space="preserve">, and Laurens van der </w:t>
-      </w:r>
-      <w:proofErr w:type="spellStart"/>
-      <w:r>
-        <w:rPr>
-          <w:rFonts w:ascii="Times New Roman" w:hAnsi="Times New Roman" w:cs="Times New Roman"/>
-          <w:sz w:val="24"/>
-          <w:szCs w:val="24"/>
-        </w:rPr>
-        <w:t>Maaten</w:t>
-      </w:r>
-      <w:proofErr w:type="spellEnd"/>
-      <w:r>
-        <w:rPr>
-          <w:rFonts w:ascii="Times New Roman" w:hAnsi="Times New Roman" w:cs="Times New Roman"/>
-          <w:sz w:val="24"/>
-          <w:szCs w:val="24"/>
-        </w:rPr>
-        <w:t xml:space="preserve">. 2020. Certified data removal from machine learning models. In 37th International Conference on Machine Learning (Proceedings of Machine Learning Research, Vol. 119). PMLR, 3832–3842. Retrieved from </w:t>
-      </w:r>
-      <w:hyperlink r:id="rId18" w:history="1">
-        <w:r>
-          <w:rPr>
-            <w:rStyle w:val="Hyperlink"/>
-            <w:rFonts w:ascii="Times New Roman" w:hAnsi="Times New Roman" w:cs="Times New Roman"/>
-            <w:sz w:val="24"/>
-            <w:szCs w:val="24"/>
-          </w:rPr>
-          <w:t>http://proceedings.mlr.press/v119/guo20c.html</w:t>
-        </w:r>
-      </w:hyperlink>
-      <w:r>
-        <w:rPr>
-          <w:rFonts w:ascii="Times New Roman" w:hAnsi="Times New Roman" w:cs="Times New Roman"/>
-          <w:sz w:val="24"/>
-          <w:szCs w:val="24"/>
-        </w:rPr>
-        <w:t>.</w:t>
-      </w:r>
-    </w:p>
-    <w:p>
-      <w:pPr>
-        <w:spacing w:line="480" w:lineRule="auto"/>
-        <w:ind w:left="450"/>
-        <w:jc w:val="both"/>
-        <w:rPr>
-          <w:rStyle w:val="Hyperlink"/>
-          <w:rFonts w:ascii="Times New Roman" w:hAnsi="Times New Roman" w:cs="Times New Roman"/>
-          <w:sz w:val="24"/>
-          <w:szCs w:val="24"/>
-        </w:rPr>
-      </w:pPr>
-      <w:r>
-        <w:rPr>
-          <w:rFonts w:ascii="Times New Roman" w:hAnsi="Times New Roman" w:cs="Times New Roman"/>
-          <w:sz w:val="24"/>
-          <w:szCs w:val="24"/>
-        </w:rPr>
-        <w:t xml:space="preserve">[9] Reinforcement Unlearning </w:t>
-      </w:r>
-      <w:proofErr w:type="spellStart"/>
-      <w:r>
-        <w:rPr>
-          <w:rFonts w:ascii="Times New Roman" w:hAnsi="Times New Roman" w:cs="Times New Roman"/>
-          <w:sz w:val="24"/>
-          <w:szCs w:val="24"/>
-        </w:rPr>
-        <w:t>Dayong</w:t>
-      </w:r>
-      <w:proofErr w:type="spellEnd"/>
-      <w:r>
-        <w:rPr>
-          <w:rFonts w:ascii="Times New Roman" w:hAnsi="Times New Roman" w:cs="Times New Roman"/>
-          <w:sz w:val="24"/>
-          <w:szCs w:val="24"/>
-        </w:rPr>
-        <w:t xml:space="preserve"> Ye</w:t>
-      </w:r>
-      <w:r>
-        <w:rPr>
-          <w:rFonts w:ascii="Cambria Math" w:hAnsi="Cambria Math" w:cs="Cambria Math"/>
-          <w:sz w:val="24"/>
-          <w:szCs w:val="24"/>
-        </w:rPr>
-        <w:t>∗</w:t>
-      </w:r>
-      <w:r>
-        <w:rPr>
-          <w:rFonts w:ascii="Times New Roman" w:hAnsi="Times New Roman" w:cs="Times New Roman"/>
-          <w:sz w:val="24"/>
-          <w:szCs w:val="24"/>
-        </w:rPr>
-        <w:t xml:space="preserve"> , </w:t>
-      </w:r>
-      <w:proofErr w:type="spellStart"/>
-      <w:r>
-        <w:rPr>
-          <w:rFonts w:ascii="Times New Roman" w:hAnsi="Times New Roman" w:cs="Times New Roman"/>
-          <w:sz w:val="24"/>
-          <w:szCs w:val="24"/>
-        </w:rPr>
-        <w:t>Tianqing</w:t>
-      </w:r>
-      <w:proofErr w:type="spellEnd"/>
-      <w:r>
-        <w:rPr>
-          <w:rFonts w:ascii="Times New Roman" w:hAnsi="Times New Roman" w:cs="Times New Roman"/>
-          <w:sz w:val="24"/>
-          <w:szCs w:val="24"/>
-        </w:rPr>
-        <w:t xml:space="preserve"> Zhu† , </w:t>
-      </w:r>
-      <w:proofErr w:type="spellStart"/>
-      <w:r>
-        <w:rPr>
-          <w:rFonts w:ascii="Times New Roman" w:hAnsi="Times New Roman" w:cs="Times New Roman"/>
-          <w:sz w:val="24"/>
-          <w:szCs w:val="24"/>
-        </w:rPr>
-        <w:t>Congcong</w:t>
-      </w:r>
-      <w:proofErr w:type="spellEnd"/>
-      <w:r>
-        <w:rPr>
-          <w:rFonts w:ascii="Times New Roman" w:hAnsi="Times New Roman" w:cs="Times New Roman"/>
-          <w:sz w:val="24"/>
-          <w:szCs w:val="24"/>
-        </w:rPr>
-        <w:t xml:space="preserve"> Zhu† , </w:t>
-      </w:r>
-      <w:proofErr w:type="spellStart"/>
-      <w:r>
-        <w:rPr>
-          <w:rFonts w:ascii="Times New Roman" w:hAnsi="Times New Roman" w:cs="Times New Roman"/>
-          <w:sz w:val="24"/>
-          <w:szCs w:val="24"/>
-        </w:rPr>
-        <w:t>Derui</w:t>
-      </w:r>
-      <w:proofErr w:type="spellEnd"/>
-      <w:r>
-        <w:rPr>
-          <w:rFonts w:ascii="Times New Roman" w:hAnsi="Times New Roman" w:cs="Times New Roman"/>
-          <w:sz w:val="24"/>
-          <w:szCs w:val="24"/>
-        </w:rPr>
-        <w:t xml:space="preserve"> Wang‡ , Kun Gao</w:t>
-      </w:r>
-      <w:r>
-        <w:rPr>
-          <w:rFonts w:ascii="Cambria Math" w:hAnsi="Cambria Math" w:cs="Cambria Math"/>
-          <w:sz w:val="24"/>
-          <w:szCs w:val="24"/>
-        </w:rPr>
-        <w:t>∗</w:t>
-      </w:r>
-      <w:r>
-        <w:rPr>
-          <w:rFonts w:ascii="Times New Roman" w:hAnsi="Times New Roman" w:cs="Times New Roman"/>
-          <w:sz w:val="24"/>
-          <w:szCs w:val="24"/>
-        </w:rPr>
-        <w:t xml:space="preserve"> , </w:t>
-      </w:r>
-      <w:proofErr w:type="spellStart"/>
-      <w:r>
-        <w:rPr>
-          <w:rFonts w:ascii="Times New Roman" w:hAnsi="Times New Roman" w:cs="Times New Roman"/>
-          <w:sz w:val="24"/>
-          <w:szCs w:val="24"/>
-        </w:rPr>
-        <w:t>Zewei</w:t>
-      </w:r>
-      <w:proofErr w:type="spellEnd"/>
-      <w:r>
-        <w:rPr>
-          <w:rFonts w:ascii="Times New Roman" w:hAnsi="Times New Roman" w:cs="Times New Roman"/>
-          <w:sz w:val="24"/>
-          <w:szCs w:val="24"/>
-        </w:rPr>
-        <w:t xml:space="preserve"> Shi‡ , Sheng Shen, </w:t>
-      </w:r>
-      <w:proofErr w:type="spellStart"/>
-      <w:r>
-        <w:rPr>
-          <w:rFonts w:ascii="Times New Roman" w:hAnsi="Times New Roman" w:cs="Times New Roman"/>
-          <w:sz w:val="24"/>
-          <w:szCs w:val="24"/>
-        </w:rPr>
-        <w:t>Wanlei</w:t>
-      </w:r>
-      <w:proofErr w:type="spellEnd"/>
-      <w:r>
-        <w:rPr>
-          <w:rFonts w:ascii="Times New Roman" w:hAnsi="Times New Roman" w:cs="Times New Roman"/>
-          <w:sz w:val="24"/>
-          <w:szCs w:val="24"/>
-        </w:rPr>
-        <w:t xml:space="preserve"> Zhou† , and </w:t>
-      </w:r>
-      <w:proofErr w:type="spellStart"/>
-      <w:r>
-        <w:rPr>
-          <w:rFonts w:ascii="Times New Roman" w:hAnsi="Times New Roman" w:cs="Times New Roman"/>
-          <w:sz w:val="24"/>
-          <w:szCs w:val="24"/>
-        </w:rPr>
-        <w:t>Minhui</w:t>
-      </w:r>
-      <w:proofErr w:type="spellEnd"/>
-      <w:r>
-        <w:rPr>
-          <w:rFonts w:ascii="Times New Roman" w:hAnsi="Times New Roman" w:cs="Times New Roman"/>
-          <w:sz w:val="24"/>
-          <w:szCs w:val="24"/>
-        </w:rPr>
-        <w:t xml:space="preserve"> Xue‡ </w:t>
-      </w:r>
-      <w:r>
-        <w:rPr>
-          <w:rFonts w:ascii="Cambria Math" w:hAnsi="Cambria Math" w:cs="Cambria Math"/>
-          <w:sz w:val="24"/>
-          <w:szCs w:val="24"/>
-        </w:rPr>
-        <w:t>∗</w:t>
-      </w:r>
-      <w:r>
-        <w:rPr>
-          <w:rFonts w:ascii="Times New Roman" w:hAnsi="Times New Roman" w:cs="Times New Roman"/>
-          <w:sz w:val="24"/>
-          <w:szCs w:val="24"/>
-        </w:rPr>
-        <w:t xml:space="preserve">University of Technology Sydney, †City University of Macau, ‡CSIRO’s Data61, Torrens University Australia, </w:t>
-      </w:r>
-      <w:hyperlink r:id="rId19" w:history="1">
-        <w:r>
-          <w:rPr>
-            <w:rStyle w:val="Hyperlink"/>
-            <w:rFonts w:ascii="Times New Roman" w:hAnsi="Times New Roman" w:cs="Times New Roman"/>
-            <w:sz w:val="24"/>
-            <w:szCs w:val="24"/>
-          </w:rPr>
-          <w:t>https://arxiv.org/pdf/2312.15910</w:t>
-        </w:r>
-      </w:hyperlink>
-    </w:p>
-    <w:p>
-      <w:pPr>
-        <w:spacing w:line="480" w:lineRule="auto"/>
-        <w:ind w:left="450"/>
-        <w:jc w:val="both"/>
-        <w:rPr>
-          <w:rFonts w:ascii="Times New Roman" w:hAnsi="Times New Roman" w:cs="Times New Roman"/>
-          <w:sz w:val="24"/>
-          <w:szCs w:val="24"/>
-        </w:rPr>
-      </w:pPr>
-      <w:r>
-        <w:rPr>
-          <w:rFonts w:ascii="Times New Roman" w:hAnsi="Times New Roman" w:cs="Times New Roman"/>
-          <w:sz w:val="24"/>
-          <w:szCs w:val="24"/>
-        </w:rPr>
-        <w:t xml:space="preserve">[10] Xiaofeng Ding, </w:t>
-      </w:r>
-      <w:proofErr w:type="spellStart"/>
-      <w:r>
-        <w:rPr>
-          <w:rFonts w:ascii="Times New Roman" w:hAnsi="Times New Roman" w:cs="Times New Roman"/>
-          <w:sz w:val="24"/>
-          <w:szCs w:val="24"/>
-        </w:rPr>
-        <w:t>Hongbiao</w:t>
-      </w:r>
-      <w:proofErr w:type="spellEnd"/>
-      <w:r>
-        <w:rPr>
-          <w:rFonts w:ascii="Times New Roman" w:hAnsi="Times New Roman" w:cs="Times New Roman"/>
-          <w:sz w:val="24"/>
-          <w:szCs w:val="24"/>
-        </w:rPr>
-        <w:t xml:space="preserve"> Fang, Zhilin Zhang, Kim-Kwang Raymond Choo, and Hai Jin. 2022. Privacy-preserving feature extraction via adversarial training. IEEE Trans. </w:t>
-      </w:r>
-      <w:proofErr w:type="spellStart"/>
-      <w:r>
-        <w:rPr>
-          <w:rFonts w:ascii="Times New Roman" w:hAnsi="Times New Roman" w:cs="Times New Roman"/>
-          <w:sz w:val="24"/>
-          <w:szCs w:val="24"/>
-        </w:rPr>
-        <w:t>Knowl</w:t>
-      </w:r>
-      <w:proofErr w:type="spellEnd"/>
-      <w:r>
-        <w:rPr>
-          <w:rFonts w:ascii="Times New Roman" w:hAnsi="Times New Roman" w:cs="Times New Roman"/>
-          <w:sz w:val="24"/>
-          <w:szCs w:val="24"/>
-        </w:rPr>
-        <w:t xml:space="preserve">. Data Eng. 34, 4 (2022), 1967–1979. </w:t>
-      </w:r>
-      <w:proofErr w:type="spellStart"/>
-      <w:r>
-        <w:rPr>
-          <w:rFonts w:ascii="Times New Roman" w:hAnsi="Times New Roman" w:cs="Times New Roman"/>
-          <w:sz w:val="24"/>
-          <w:szCs w:val="24"/>
-        </w:rPr>
-        <w:t>DOI:http</w:t>
-      </w:r>
-      <w:proofErr w:type="spellEnd"/>
-      <w:r>
-        <w:rPr>
-          <w:rFonts w:ascii="Times New Roman" w:hAnsi="Times New Roman" w:cs="Times New Roman"/>
-          <w:sz w:val="24"/>
-          <w:szCs w:val="24"/>
-        </w:rPr>
-        <w:t>://</w:t>
-      </w:r>
-      <w:proofErr w:type="spellStart"/>
-      <w:r>
-        <w:rPr>
-          <w:rFonts w:ascii="Times New Roman" w:hAnsi="Times New Roman" w:cs="Times New Roman"/>
-          <w:sz w:val="24"/>
-          <w:szCs w:val="24"/>
-        </w:rPr>
-        <w:t>dx.doi</w:t>
-      </w:r>
-      <w:proofErr w:type="spellEnd"/>
-      <w:r>
-        <w:rPr>
-          <w:rFonts w:ascii="Times New Roman" w:hAnsi="Times New Roman" w:cs="Times New Roman"/>
-          <w:sz w:val="24"/>
-          <w:szCs w:val="24"/>
-        </w:rPr>
-        <w:t xml:space="preserve">. org/10.1109/TKDE.2020.2997604 </w:t>
-      </w:r>
-    </w:p>
-    <w:p>
-      <w:pPr>
-        <w:spacing w:line="480" w:lineRule="auto"/>
-        <w:ind w:left="450"/>
-        <w:jc w:val="both"/>
-        <w:rPr>
-          <w:rFonts w:ascii="Times New Roman" w:hAnsi="Times New Roman" w:cs="Times New Roman"/>
-          <w:sz w:val="24"/>
-          <w:szCs w:val="24"/>
-        </w:rPr>
-      </w:pPr>
-      <w:r>
-        <w:rPr>
-          <w:rFonts w:ascii="Times New Roman" w:hAnsi="Times New Roman" w:cs="Times New Roman"/>
-          <w:sz w:val="24"/>
-          <w:szCs w:val="24"/>
-        </w:rPr>
-        <w:t xml:space="preserve">[11] Bo Zhang, </w:t>
-      </w:r>
-      <w:proofErr w:type="spellStart"/>
-      <w:r>
-        <w:rPr>
-          <w:rFonts w:ascii="Times New Roman" w:hAnsi="Times New Roman" w:cs="Times New Roman"/>
-          <w:sz w:val="24"/>
-          <w:szCs w:val="24"/>
-        </w:rPr>
-        <w:t>Hancheng</w:t>
-      </w:r>
-      <w:proofErr w:type="spellEnd"/>
-      <w:r>
-        <w:rPr>
-          <w:rFonts w:ascii="Times New Roman" w:hAnsi="Times New Roman" w:cs="Times New Roman"/>
-          <w:sz w:val="24"/>
-          <w:szCs w:val="24"/>
-        </w:rPr>
-        <w:t xml:space="preserve"> Ye, Gang Yu, Bin Wang, Yike Wu, Jiayuan Fan, and Tao Chen. 2022. Sample-centric feature generation for semi-supervised few-shot learning. IEEE </w:t>
-      </w:r>
-      <w:r>
-        <w:rPr>
-          <w:rFonts w:ascii="Times New Roman" w:hAnsi="Times New Roman" w:cs="Times New Roman"/>
-          <w:sz w:val="24"/>
-          <w:szCs w:val="24"/>
-        </w:rPr>
-        <w:lastRenderedPageBreak/>
-        <w:t xml:space="preserve">Trans. Image Process. 31 (2022), 2309–2320. </w:t>
-      </w:r>
-      <w:proofErr w:type="spellStart"/>
-      <w:r>
-        <w:rPr>
-          <w:rFonts w:ascii="Times New Roman" w:hAnsi="Times New Roman" w:cs="Times New Roman"/>
-          <w:sz w:val="24"/>
-          <w:szCs w:val="24"/>
-        </w:rPr>
-        <w:t>DOI:http</w:t>
-      </w:r>
-      <w:proofErr w:type="spellEnd"/>
-      <w:r>
-        <w:rPr>
-          <w:rFonts w:ascii="Times New Roman" w:hAnsi="Times New Roman" w:cs="Times New Roman"/>
-          <w:sz w:val="24"/>
-          <w:szCs w:val="24"/>
-        </w:rPr>
-        <w:t xml:space="preserve">://dx. doi.org/10.1109/TIP.2022.3154938 </w:t>
-      </w:r>
-    </w:p>
-    <w:p>
-      <w:pPr>
-        <w:spacing w:line="480" w:lineRule="auto"/>
-        <w:ind w:left="450"/>
-        <w:jc w:val="both"/>
-        <w:rPr>
-          <w:rFonts w:ascii="Times New Roman" w:hAnsi="Times New Roman" w:cs="Times New Roman"/>
-          <w:sz w:val="24"/>
-          <w:szCs w:val="24"/>
-        </w:rPr>
-      </w:pPr>
-      <w:r>
-        <w:rPr>
-          <w:rFonts w:ascii="Times New Roman" w:hAnsi="Times New Roman" w:cs="Times New Roman"/>
-          <w:sz w:val="24"/>
-          <w:szCs w:val="24"/>
-        </w:rPr>
-        <w:t xml:space="preserve">[12] Jiajing Zhu, </w:t>
-      </w:r>
-      <w:proofErr w:type="spellStart"/>
-      <w:r>
-        <w:rPr>
-          <w:rFonts w:ascii="Times New Roman" w:hAnsi="Times New Roman" w:cs="Times New Roman"/>
-          <w:sz w:val="24"/>
-          <w:szCs w:val="24"/>
-        </w:rPr>
-        <w:t>Yongguo</w:t>
-      </w:r>
-      <w:proofErr w:type="spellEnd"/>
-      <w:r>
-        <w:rPr>
-          <w:rFonts w:ascii="Times New Roman" w:hAnsi="Times New Roman" w:cs="Times New Roman"/>
-          <w:sz w:val="24"/>
-          <w:szCs w:val="24"/>
-        </w:rPr>
-        <w:t xml:space="preserve"> Liu, </w:t>
-      </w:r>
-      <w:proofErr w:type="spellStart"/>
-      <w:r>
-        <w:rPr>
-          <w:rFonts w:ascii="Times New Roman" w:hAnsi="Times New Roman" w:cs="Times New Roman"/>
-          <w:sz w:val="24"/>
-          <w:szCs w:val="24"/>
-        </w:rPr>
-        <w:t>Chuanbiao</w:t>
-      </w:r>
-      <w:proofErr w:type="spellEnd"/>
-      <w:r>
-        <w:rPr>
-          <w:rFonts w:ascii="Times New Roman" w:hAnsi="Times New Roman" w:cs="Times New Roman"/>
-          <w:sz w:val="24"/>
-          <w:szCs w:val="24"/>
-        </w:rPr>
-        <w:t xml:space="preserve"> Wen, and </w:t>
-      </w:r>
-      <w:proofErr w:type="spellStart"/>
-      <w:r>
-        <w:rPr>
-          <w:rFonts w:ascii="Times New Roman" w:hAnsi="Times New Roman" w:cs="Times New Roman"/>
-          <w:sz w:val="24"/>
-          <w:szCs w:val="24"/>
-        </w:rPr>
-        <w:t>Xindong</w:t>
-      </w:r>
-      <w:proofErr w:type="spellEnd"/>
-      <w:r>
-        <w:rPr>
-          <w:rFonts w:ascii="Times New Roman" w:hAnsi="Times New Roman" w:cs="Times New Roman"/>
-          <w:sz w:val="24"/>
-          <w:szCs w:val="24"/>
-        </w:rPr>
-        <w:t xml:space="preserve"> Wu. 2022. DGDFS: Dependence Guided Discriminative Feature Selection for predicting adverse drug-drug interaction. IEEE Trans. </w:t>
-      </w:r>
-      <w:proofErr w:type="spellStart"/>
-      <w:r>
-        <w:rPr>
-          <w:rFonts w:ascii="Times New Roman" w:hAnsi="Times New Roman" w:cs="Times New Roman"/>
-          <w:sz w:val="24"/>
-          <w:szCs w:val="24"/>
-        </w:rPr>
-        <w:t>Knowl</w:t>
-      </w:r>
-      <w:proofErr w:type="spellEnd"/>
-      <w:r>
-        <w:rPr>
-          <w:rFonts w:ascii="Times New Roman" w:hAnsi="Times New Roman" w:cs="Times New Roman"/>
-          <w:sz w:val="24"/>
-          <w:szCs w:val="24"/>
-        </w:rPr>
-        <w:t xml:space="preserve">. Data Eng. 34, 1 (2022), 271–285. </w:t>
-      </w:r>
-      <w:proofErr w:type="spellStart"/>
-      <w:r>
-        <w:rPr>
-          <w:rFonts w:ascii="Times New Roman" w:hAnsi="Times New Roman" w:cs="Times New Roman"/>
-          <w:sz w:val="24"/>
-          <w:szCs w:val="24"/>
-        </w:rPr>
-        <w:t>DOI:http</w:t>
-      </w:r>
-      <w:proofErr w:type="spellEnd"/>
-      <w:r>
-        <w:rPr>
-          <w:rFonts w:ascii="Times New Roman" w:hAnsi="Times New Roman" w:cs="Times New Roman"/>
-          <w:sz w:val="24"/>
-          <w:szCs w:val="24"/>
-        </w:rPr>
-        <w:t>://dx.doi.org/10.1109/TKDE.2020.2978055</w:t>
-      </w:r>
-    </w:p>
-    <w:p>
-      <w:pPr>
-        <w:spacing w:line="480" w:lineRule="auto"/>
-        <w:ind w:left="450"/>
-        <w:jc w:val="both"/>
-        <w:rPr>
-          <w:rFonts w:ascii="Times New Roman" w:hAnsi="Times New Roman" w:cs="Times New Roman"/>
-          <w:sz w:val="24"/>
-          <w:szCs w:val="24"/>
-        </w:rPr>
-      </w:pPr>
-      <w:r>
-        <w:rPr>
-          <w:rFonts w:ascii="Times New Roman" w:hAnsi="Times New Roman" w:cs="Times New Roman"/>
-          <w:sz w:val="24"/>
-          <w:szCs w:val="24"/>
-        </w:rPr>
-        <w:t xml:space="preserve">[13] [Wu et al., 2023] </w:t>
-      </w:r>
-      <w:proofErr w:type="spellStart"/>
-      <w:r>
-        <w:rPr>
-          <w:rFonts w:ascii="Times New Roman" w:hAnsi="Times New Roman" w:cs="Times New Roman"/>
-          <w:sz w:val="24"/>
-          <w:szCs w:val="24"/>
-        </w:rPr>
-        <w:t>Xinwei</w:t>
-      </w:r>
-      <w:proofErr w:type="spellEnd"/>
-      <w:r>
-        <w:rPr>
-          <w:rFonts w:ascii="Times New Roman" w:hAnsi="Times New Roman" w:cs="Times New Roman"/>
-          <w:sz w:val="24"/>
-          <w:szCs w:val="24"/>
-        </w:rPr>
-        <w:t xml:space="preserve"> Wu, </w:t>
-      </w:r>
-      <w:proofErr w:type="spellStart"/>
-      <w:r>
-        <w:rPr>
-          <w:rFonts w:ascii="Times New Roman" w:hAnsi="Times New Roman" w:cs="Times New Roman"/>
-          <w:sz w:val="24"/>
-          <w:szCs w:val="24"/>
-        </w:rPr>
-        <w:t>Junzhuo</w:t>
-      </w:r>
-      <w:proofErr w:type="spellEnd"/>
-      <w:r>
-        <w:rPr>
-          <w:rFonts w:ascii="Times New Roman" w:hAnsi="Times New Roman" w:cs="Times New Roman"/>
-          <w:sz w:val="24"/>
-          <w:szCs w:val="24"/>
-        </w:rPr>
-        <w:t xml:space="preserve"> Li, </w:t>
-      </w:r>
-      <w:proofErr w:type="spellStart"/>
-      <w:r>
-        <w:rPr>
-          <w:rFonts w:ascii="Times New Roman" w:hAnsi="Times New Roman" w:cs="Times New Roman"/>
-          <w:sz w:val="24"/>
-          <w:szCs w:val="24"/>
-        </w:rPr>
-        <w:t>Minghui</w:t>
-      </w:r>
-      <w:proofErr w:type="spellEnd"/>
-      <w:r>
-        <w:rPr>
-          <w:rFonts w:ascii="Times New Roman" w:hAnsi="Times New Roman" w:cs="Times New Roman"/>
-          <w:sz w:val="24"/>
-          <w:szCs w:val="24"/>
-        </w:rPr>
-        <w:t xml:space="preserve"> Xu, </w:t>
-      </w:r>
-      <w:proofErr w:type="spellStart"/>
-      <w:r>
-        <w:rPr>
-          <w:rFonts w:ascii="Times New Roman" w:hAnsi="Times New Roman" w:cs="Times New Roman"/>
-          <w:sz w:val="24"/>
-          <w:szCs w:val="24"/>
-        </w:rPr>
-        <w:t>Weilong</w:t>
-      </w:r>
-      <w:proofErr w:type="spellEnd"/>
-      <w:r>
-        <w:rPr>
-          <w:rFonts w:ascii="Times New Roman" w:hAnsi="Times New Roman" w:cs="Times New Roman"/>
-          <w:sz w:val="24"/>
-          <w:szCs w:val="24"/>
-        </w:rPr>
-        <w:t xml:space="preserve"> Dong, </w:t>
-      </w:r>
-      <w:proofErr w:type="spellStart"/>
-      <w:r>
-        <w:rPr>
-          <w:rFonts w:ascii="Times New Roman" w:hAnsi="Times New Roman" w:cs="Times New Roman"/>
-          <w:sz w:val="24"/>
-          <w:szCs w:val="24"/>
-        </w:rPr>
-        <w:t>Shuangzhi</w:t>
-      </w:r>
-      <w:proofErr w:type="spellEnd"/>
-      <w:r>
-        <w:rPr>
-          <w:rFonts w:ascii="Times New Roman" w:hAnsi="Times New Roman" w:cs="Times New Roman"/>
-          <w:sz w:val="24"/>
-          <w:szCs w:val="24"/>
-        </w:rPr>
-        <w:t xml:space="preserve"> Wu, Chao Bian, and </w:t>
-      </w:r>
-      <w:proofErr w:type="spellStart"/>
-      <w:r>
-        <w:rPr>
-          <w:rFonts w:ascii="Times New Roman" w:hAnsi="Times New Roman" w:cs="Times New Roman"/>
-          <w:sz w:val="24"/>
-          <w:szCs w:val="24"/>
-        </w:rPr>
-        <w:t>Deyi</w:t>
-      </w:r>
-      <w:proofErr w:type="spellEnd"/>
-      <w:r>
-        <w:rPr>
-          <w:rFonts w:ascii="Times New Roman" w:hAnsi="Times New Roman" w:cs="Times New Roman"/>
-          <w:sz w:val="24"/>
-          <w:szCs w:val="24"/>
-        </w:rPr>
-        <w:t xml:space="preserve"> Xiong. DEPN: Detecting and editing privacy neurons in pretrained language models. In Houda </w:t>
-      </w:r>
-      <w:proofErr w:type="spellStart"/>
-      <w:r>
-        <w:rPr>
-          <w:rFonts w:ascii="Times New Roman" w:hAnsi="Times New Roman" w:cs="Times New Roman"/>
-          <w:sz w:val="24"/>
-          <w:szCs w:val="24"/>
-        </w:rPr>
-        <w:t>Bouamor</w:t>
-      </w:r>
-      <w:proofErr w:type="spellEnd"/>
-      <w:r>
-        <w:rPr>
-          <w:rFonts w:ascii="Times New Roman" w:hAnsi="Times New Roman" w:cs="Times New Roman"/>
-          <w:sz w:val="24"/>
-          <w:szCs w:val="24"/>
-        </w:rPr>
-        <w:t>, Juan Pino, and Kalika Bali, editors, Proceedings of the 2023 Conference on Empirical Methods in Natural Language Processing, pages 2875–2886, Singapore, December 2023. Association for Computational Linguistics.</w:t>
-      </w:r>
-    </w:p>
-    <w:p>
-      <w:pPr>
-        <w:spacing w:line="480" w:lineRule="auto"/>
-        <w:ind w:left="450"/>
-        <w:jc w:val="both"/>
-        <w:rPr>
-          <w:rFonts w:ascii="Times New Roman" w:hAnsi="Times New Roman" w:cs="Times New Roman"/>
-          <w:sz w:val="24"/>
-          <w:szCs w:val="24"/>
-        </w:rPr>
-      </w:pPr>
-      <w:r>
-        <w:rPr>
-          <w:rFonts w:ascii="Times New Roman" w:hAnsi="Times New Roman" w:cs="Times New Roman"/>
-          <w:sz w:val="24"/>
-          <w:szCs w:val="24"/>
-        </w:rPr>
-        <w:t xml:space="preserve">[14] [Jia et al., 2024] Jinghan Jia, </w:t>
-      </w:r>
-      <w:proofErr w:type="spellStart"/>
-      <w:r>
-        <w:rPr>
-          <w:rFonts w:ascii="Times New Roman" w:hAnsi="Times New Roman" w:cs="Times New Roman"/>
-          <w:sz w:val="24"/>
-          <w:szCs w:val="24"/>
-        </w:rPr>
-        <w:t>Jiancheng</w:t>
-      </w:r>
-      <w:proofErr w:type="spellEnd"/>
-      <w:r>
-        <w:rPr>
-          <w:rFonts w:ascii="Times New Roman" w:hAnsi="Times New Roman" w:cs="Times New Roman"/>
-          <w:sz w:val="24"/>
-          <w:szCs w:val="24"/>
-        </w:rPr>
-        <w:t xml:space="preserve"> Liu, Yihua Zhang, Parikshit Ram, Nathalie Baracaldo, and </w:t>
-      </w:r>
-      <w:proofErr w:type="spellStart"/>
-      <w:r>
-        <w:rPr>
-          <w:rFonts w:ascii="Times New Roman" w:hAnsi="Times New Roman" w:cs="Times New Roman"/>
-          <w:sz w:val="24"/>
-          <w:szCs w:val="24"/>
-        </w:rPr>
-        <w:t>Sijia</w:t>
-      </w:r>
-      <w:proofErr w:type="spellEnd"/>
-      <w:r>
-        <w:rPr>
-          <w:rFonts w:ascii="Times New Roman" w:hAnsi="Times New Roman" w:cs="Times New Roman"/>
-          <w:sz w:val="24"/>
-          <w:szCs w:val="24"/>
-        </w:rPr>
-        <w:t xml:space="preserve"> Liu. WAGLE: Strategic weight attribution for effective and modular unlearning in large language models. In The Thirty-eighth Annual Conf</w:t>
-      </w:r>
-    </w:p>
-    <w:p>
-      <w:pPr>
-        <w:spacing w:line="480" w:lineRule="auto"/>
-        <w:ind w:left="450"/>
-        <w:jc w:val="both"/>
-        <w:rPr>
-          <w:rFonts w:ascii="Times New Roman" w:hAnsi="Times New Roman" w:cs="Times New Roman"/>
-          <w:sz w:val="24"/>
-          <w:szCs w:val="24"/>
-        </w:rPr>
-      </w:pPr>
-      <w:r>
-        <w:rPr>
-          <w:rFonts w:ascii="Times New Roman" w:hAnsi="Times New Roman" w:cs="Times New Roman"/>
-          <w:sz w:val="24"/>
-          <w:szCs w:val="24"/>
-        </w:rPr>
-        <w:t xml:space="preserve">[15] A Survey on Recommendation Unlearning: Fundamentals, Taxonomy, Evaluation, and Open Questions Yuyuan Li, Xiaohua Feng, </w:t>
-      </w:r>
-      <w:proofErr w:type="spellStart"/>
-      <w:r>
-        <w:rPr>
-          <w:rFonts w:ascii="Times New Roman" w:hAnsi="Times New Roman" w:cs="Times New Roman"/>
-          <w:sz w:val="24"/>
-          <w:szCs w:val="24"/>
-        </w:rPr>
-        <w:t>Chaochao</w:t>
-      </w:r>
-      <w:proofErr w:type="spellEnd"/>
-      <w:r>
-        <w:rPr>
-          <w:rFonts w:ascii="Times New Roman" w:hAnsi="Times New Roman" w:cs="Times New Roman"/>
-          <w:sz w:val="24"/>
-          <w:szCs w:val="24"/>
-        </w:rPr>
-        <w:t xml:space="preserve"> Chen*, Senior Member, IEEE, and Qiang Yang, Fellow, IEEE</w:t>
-      </w:r>
-    </w:p>
-    <w:p>
-      <w:pPr>
-        <w:spacing w:line="480" w:lineRule="auto"/>
-        <w:ind w:left="450"/>
-        <w:jc w:val="both"/>
-        <w:rPr>
-          <w:rFonts w:ascii="Times New Roman" w:hAnsi="Times New Roman" w:cs="Times New Roman"/>
-          <w:sz w:val="24"/>
-          <w:szCs w:val="24"/>
-        </w:rPr>
-      </w:pPr>
-      <w:r>
-        <w:rPr>
-          <w:rFonts w:ascii="Times New Roman" w:hAnsi="Times New Roman" w:cs="Times New Roman"/>
-          <w:sz w:val="24"/>
-          <w:szCs w:val="24"/>
-        </w:rPr>
-        <w:t>[</w:t>
-      </w:r>
-      <w:r>
-        <w:rPr>
-          <w:rFonts w:ascii="Times New Roman" w:hAnsi="Times New Roman" w:cs="Times New Roman"/>
-          <w:sz w:val="24"/>
-          <w:szCs w:val="24"/>
-        </w:rPr>
-        <w:t>16</w:t>
-      </w:r>
-      <w:r>
-        <w:rPr>
-          <w:rFonts w:ascii="Times New Roman" w:hAnsi="Times New Roman" w:cs="Times New Roman"/>
-          <w:sz w:val="24"/>
-          <w:szCs w:val="24"/>
-        </w:rPr>
-        <w:t xml:space="preserve">] Alessandro Mantelero. The EU proposal for a general data protection regulation and the roots of the ’right to be forgotten’. </w:t>
-      </w:r>
-      <w:proofErr w:type="spellStart"/>
-      <w:r>
-        <w:rPr>
-          <w:rFonts w:ascii="Times New Roman" w:hAnsi="Times New Roman" w:cs="Times New Roman"/>
-          <w:sz w:val="24"/>
-          <w:szCs w:val="24"/>
-        </w:rPr>
-        <w:t>Comput</w:t>
-      </w:r>
-      <w:proofErr w:type="spellEnd"/>
-      <w:r>
-        <w:rPr>
-          <w:rFonts w:ascii="Times New Roman" w:hAnsi="Times New Roman" w:cs="Times New Roman"/>
-          <w:sz w:val="24"/>
-          <w:szCs w:val="24"/>
-        </w:rPr>
-        <w:t>.</w:t>
-      </w:r>
-      <w:r>
-        <w:rPr>
-          <w:rFonts w:ascii="Times New Roman" w:hAnsi="Times New Roman" w:cs="Times New Roman"/>
-          <w:sz w:val="24"/>
-          <w:szCs w:val="24"/>
-        </w:rPr>
-        <w:t xml:space="preserve"> </w:t>
-      </w:r>
-      <w:r>
-        <w:rPr>
-          <w:rFonts w:ascii="Times New Roman" w:hAnsi="Times New Roman" w:cs="Times New Roman"/>
-          <w:sz w:val="24"/>
-          <w:szCs w:val="24"/>
-        </w:rPr>
-        <w:t xml:space="preserve">Law </w:t>
-      </w:r>
-      <w:proofErr w:type="spellStart"/>
-      <w:r>
-        <w:rPr>
-          <w:rFonts w:ascii="Times New Roman" w:hAnsi="Times New Roman" w:cs="Times New Roman"/>
-          <w:sz w:val="24"/>
-          <w:szCs w:val="24"/>
-        </w:rPr>
-        <w:t>Secur</w:t>
-      </w:r>
-      <w:proofErr w:type="spellEnd"/>
-      <w:r>
-        <w:rPr>
-          <w:rFonts w:ascii="Times New Roman" w:hAnsi="Times New Roman" w:cs="Times New Roman"/>
-          <w:sz w:val="24"/>
-          <w:szCs w:val="24"/>
-        </w:rPr>
-        <w:t>. Rev., 29(3):229–235, 2013.</w:t>
-      </w:r>
-    </w:p>
-    <w:p>
-      <w:pPr>
-        <w:spacing w:line="480" w:lineRule="auto"/>
-        <w:ind w:left="450"/>
-        <w:jc w:val="both"/>
-        <w:rPr>
-          <w:rFonts w:ascii="Times New Roman" w:hAnsi="Times New Roman" w:cs="Times New Roman"/>
-          <w:sz w:val="24"/>
-          <w:szCs w:val="24"/>
-        </w:rPr>
-      </w:pPr>
-      <w:r>
-        <w:rPr>
-          <w:rFonts w:ascii="Times New Roman" w:hAnsi="Times New Roman" w:cs="Times New Roman"/>
-          <w:sz w:val="24"/>
-          <w:szCs w:val="24"/>
-        </w:rPr>
-        <w:t>[</w:t>
-      </w:r>
-      <w:r>
-        <w:rPr>
-          <w:rFonts w:ascii="Times New Roman" w:hAnsi="Times New Roman" w:cs="Times New Roman"/>
-          <w:sz w:val="24"/>
-          <w:szCs w:val="24"/>
-        </w:rPr>
-        <w:t>17</w:t>
-      </w:r>
-      <w:r>
-        <w:rPr>
-          <w:rFonts w:ascii="Times New Roman" w:hAnsi="Times New Roman" w:cs="Times New Roman"/>
-          <w:sz w:val="24"/>
-          <w:szCs w:val="24"/>
-        </w:rPr>
-        <w:t>] O. of the Privacy Commissioner of Canada. Announcement: Privacy commissioner seeks federal court determination on key issue for</w:t>
-      </w:r>
-      <w:r>
-        <w:rPr>
-          <w:rFonts w:ascii="Times New Roman" w:hAnsi="Times New Roman" w:cs="Times New Roman"/>
-          <w:sz w:val="24"/>
-          <w:szCs w:val="24"/>
-        </w:rPr>
-        <w:t xml:space="preserve"> </w:t>
-      </w:r>
-      <w:proofErr w:type="spellStart"/>
-      <w:r>
-        <w:rPr>
-          <w:rFonts w:ascii="Times New Roman" w:hAnsi="Times New Roman" w:cs="Times New Roman"/>
-          <w:sz w:val="24"/>
-          <w:szCs w:val="24"/>
-        </w:rPr>
-        <w:t>canadians’</w:t>
-      </w:r>
-      <w:proofErr w:type="spellEnd"/>
-      <w:r>
-        <w:rPr>
-          <w:rFonts w:ascii="Times New Roman" w:hAnsi="Times New Roman" w:cs="Times New Roman"/>
-          <w:sz w:val="24"/>
-          <w:szCs w:val="24"/>
-        </w:rPr>
-        <w:t xml:space="preserve"> online reputation.</w:t>
-      </w:r>
-    </w:p>
-    <w:p>
-      <w:pPr>
-        <w:spacing w:line="480" w:lineRule="auto"/>
-        <w:ind w:left="450"/>
-        <w:jc w:val="both"/>
-        <w:rPr>
-          <w:rFonts w:ascii="Times New Roman" w:hAnsi="Times New Roman" w:cs="Times New Roman"/>
-          <w:sz w:val="24"/>
-          <w:szCs w:val="24"/>
-        </w:rPr>
-      </w:pPr>
-      <w:r>
-        <w:rPr>
-          <w:rFonts w:ascii="Times New Roman" w:hAnsi="Times New Roman" w:cs="Times New Roman"/>
-          <w:sz w:val="24"/>
-          <w:szCs w:val="24"/>
-        </w:rPr>
-        <w:t xml:space="preserve">[18] Lydia de la Torre. A guide to the </w:t>
-      </w:r>
-      <w:proofErr w:type="spellStart"/>
-      <w:r>
-        <w:rPr>
-          <w:rFonts w:ascii="Times New Roman" w:hAnsi="Times New Roman" w:cs="Times New Roman"/>
-          <w:sz w:val="24"/>
-          <w:szCs w:val="24"/>
-        </w:rPr>
-        <w:t>california</w:t>
-      </w:r>
-      <w:proofErr w:type="spellEnd"/>
-      <w:r>
-        <w:rPr>
-          <w:rFonts w:ascii="Times New Roman" w:hAnsi="Times New Roman" w:cs="Times New Roman"/>
-          <w:sz w:val="24"/>
-          <w:szCs w:val="24"/>
-        </w:rPr>
-        <w:t xml:space="preserve"> consumer privacy act of 2018. Available at SSRN 3275571, 2018.</w:t>
-      </w:r>
-    </w:p>
-    <w:p>
-      <w:pPr>
-        <w:spacing w:line="480" w:lineRule="auto"/>
-        <w:ind w:left="450"/>
-        <w:jc w:val="both"/>
-        <w:rPr>
-          <w:rFonts w:ascii="Times New Roman" w:hAnsi="Times New Roman" w:cs="Times New Roman"/>
-          <w:sz w:val="24"/>
-          <w:szCs w:val="24"/>
-        </w:rPr>
-      </w:pPr>
-      <w:r>
-        <w:rPr>
-          <w:rFonts w:ascii="Times New Roman" w:hAnsi="Times New Roman" w:cs="Times New Roman"/>
-          <w:sz w:val="24"/>
-          <w:szCs w:val="24"/>
-        </w:rPr>
-        <w:lastRenderedPageBreak/>
-        <w:t xml:space="preserve">[19] Digital Personal Data Protection Act, 2023. Available at </w:t>
-      </w:r>
-      <w:hyperlink r:id="rId20" w:history="1">
-        <w:r>
-          <w:rPr>
-            <w:rStyle w:val="Hyperlink"/>
-            <w:rFonts w:ascii="Times New Roman" w:hAnsi="Times New Roman" w:cs="Times New Roman"/>
-            <w:sz w:val="24"/>
-            <w:szCs w:val="24"/>
-          </w:rPr>
-          <w:t>https://www.meity.gov.in/static/uploads/2024/06/2bf1f0e9f04e6fb4f8fef35e82c42aa5.pdf</w:t>
-        </w:r>
-      </w:hyperlink>
-    </w:p>
-    <w:p>
-      <w:pPr>
-        <w:spacing w:line="480" w:lineRule="auto"/>
-        <w:ind w:left="450"/>
-        <w:jc w:val="both"/>
-        <w:rPr>
-          <w:rFonts w:ascii="Times New Roman" w:hAnsi="Times New Roman" w:cs="Times New Roman"/>
-          <w:sz w:val="24"/>
-          <w:szCs w:val="24"/>
-        </w:rPr>
-      </w:pPr>
-      <w:r>
-        <w:rPr>
-          <w:rFonts w:ascii="Times New Roman" w:hAnsi="Times New Roman" w:cs="Times New Roman"/>
-          <w:sz w:val="24"/>
-          <w:szCs w:val="24"/>
-        </w:rPr>
-        <w:t xml:space="preserve">[20] </w:t>
-      </w:r>
-      <w:r>
-        <w:rPr>
-          <w:rFonts w:ascii="Times New Roman" w:hAnsi="Times New Roman" w:cs="Times New Roman"/>
-          <w:sz w:val="24"/>
-          <w:szCs w:val="24"/>
-        </w:rPr>
-        <w:t xml:space="preserve">L. </w:t>
-      </w:r>
-      <w:proofErr w:type="spellStart"/>
-      <w:r>
-        <w:rPr>
-          <w:rFonts w:ascii="Times New Roman" w:hAnsi="Times New Roman" w:cs="Times New Roman"/>
-          <w:sz w:val="24"/>
-          <w:szCs w:val="24"/>
-        </w:rPr>
-        <w:t>Bourtoule</w:t>
-      </w:r>
-      <w:proofErr w:type="spellEnd"/>
-      <w:r>
-        <w:rPr>
-          <w:rFonts w:ascii="Times New Roman" w:hAnsi="Times New Roman" w:cs="Times New Roman"/>
-          <w:sz w:val="24"/>
-          <w:szCs w:val="24"/>
-        </w:rPr>
-        <w:t>, V. Chandrasekaran, C. A. Choquette-Choo, H. Jia,</w:t>
-      </w:r>
-      <w:r>
-        <w:rPr>
-          <w:rFonts w:ascii="Times New Roman" w:hAnsi="Times New Roman" w:cs="Times New Roman"/>
-          <w:sz w:val="24"/>
-          <w:szCs w:val="24"/>
-        </w:rPr>
-        <w:t xml:space="preserve"> </w:t>
-      </w:r>
-      <w:r>
-        <w:rPr>
-          <w:rFonts w:ascii="Times New Roman" w:hAnsi="Times New Roman" w:cs="Times New Roman"/>
-          <w:sz w:val="24"/>
-          <w:szCs w:val="24"/>
-        </w:rPr>
-        <w:t xml:space="preserve">A. Travers, B. Zhang, D. Lie, and N. </w:t>
-      </w:r>
-      <w:proofErr w:type="spellStart"/>
-      <w:r>
-        <w:rPr>
-          <w:rFonts w:ascii="Times New Roman" w:hAnsi="Times New Roman" w:cs="Times New Roman"/>
-          <w:sz w:val="24"/>
-          <w:szCs w:val="24"/>
-        </w:rPr>
-        <w:t>Papernot</w:t>
-      </w:r>
-      <w:proofErr w:type="spellEnd"/>
-      <w:r>
-        <w:rPr>
-          <w:rFonts w:ascii="Times New Roman" w:hAnsi="Times New Roman" w:cs="Times New Roman"/>
-          <w:sz w:val="24"/>
-          <w:szCs w:val="24"/>
-        </w:rPr>
-        <w:t>, “Machine unlearning,”</w:t>
-      </w:r>
-      <w:r>
-        <w:rPr>
-          <w:rFonts w:ascii="Times New Roman" w:hAnsi="Times New Roman" w:cs="Times New Roman"/>
-          <w:sz w:val="24"/>
-          <w:szCs w:val="24"/>
-        </w:rPr>
-        <w:t xml:space="preserve"> </w:t>
-      </w:r>
-      <w:r>
-        <w:rPr>
-          <w:rFonts w:ascii="Times New Roman" w:hAnsi="Times New Roman" w:cs="Times New Roman"/>
-          <w:sz w:val="24"/>
-          <w:szCs w:val="24"/>
-        </w:rPr>
-        <w:t>in Proc. IEEE Symposium on Security and Privacy (SP), 2021</w:t>
-      </w:r>
-    </w:p>
-    <w:p>
-      <w:pPr>
-        <w:spacing w:line="480" w:lineRule="auto"/>
-        <w:ind w:left="450"/>
-        <w:jc w:val="both"/>
-        <w:rPr>
-          <w:rFonts w:ascii="Cambria Math" w:hAnsi="Cambria Math" w:cs="Cambria Math"/>
-          <w:sz w:val="24"/>
-          <w:szCs w:val="24"/>
-        </w:rPr>
-      </w:pPr>
-      <w:r>
-        <w:rPr>
-          <w:rFonts w:ascii="Times New Roman" w:hAnsi="Times New Roman" w:cs="Times New Roman"/>
-          <w:sz w:val="24"/>
-          <w:szCs w:val="24"/>
-        </w:rPr>
-        <w:t xml:space="preserve">[21] </w:t>
-      </w:r>
-      <w:proofErr w:type="spellStart"/>
-      <w:r>
-        <w:rPr>
-          <w:rFonts w:ascii="Times New Roman" w:hAnsi="Times New Roman" w:cs="Times New Roman"/>
-          <w:sz w:val="24"/>
-          <w:szCs w:val="24"/>
-        </w:rPr>
-        <w:t>Hengzhu</w:t>
-      </w:r>
-      <w:proofErr w:type="spellEnd"/>
-      <w:r>
-        <w:rPr>
-          <w:rFonts w:ascii="Times New Roman" w:hAnsi="Times New Roman" w:cs="Times New Roman"/>
-          <w:sz w:val="24"/>
-          <w:szCs w:val="24"/>
-        </w:rPr>
-        <w:t xml:space="preserve"> Liu, </w:t>
-      </w:r>
-      <w:proofErr w:type="spellStart"/>
-      <w:r>
-        <w:rPr>
-          <w:rFonts w:ascii="Times New Roman" w:hAnsi="Times New Roman" w:cs="Times New Roman"/>
-          <w:sz w:val="24"/>
-          <w:szCs w:val="24"/>
-        </w:rPr>
-        <w:t>Tianqing</w:t>
-      </w:r>
-      <w:proofErr w:type="spellEnd"/>
-      <w:r>
-        <w:rPr>
-          <w:rFonts w:ascii="Times New Roman" w:hAnsi="Times New Roman" w:cs="Times New Roman"/>
-          <w:sz w:val="24"/>
-          <w:szCs w:val="24"/>
-        </w:rPr>
-        <w:t xml:space="preserve"> Zhu, </w:t>
-      </w:r>
-      <w:proofErr w:type="spellStart"/>
-      <w:r>
-        <w:rPr>
-          <w:rFonts w:ascii="Times New Roman" w:hAnsi="Times New Roman" w:cs="Times New Roman"/>
-          <w:sz w:val="24"/>
-          <w:szCs w:val="24"/>
-        </w:rPr>
-        <w:t>Lefeng</w:t>
-      </w:r>
-      <w:proofErr w:type="spellEnd"/>
-      <w:r>
-        <w:rPr>
-          <w:rFonts w:ascii="Times New Roman" w:hAnsi="Times New Roman" w:cs="Times New Roman"/>
-          <w:sz w:val="24"/>
-          <w:szCs w:val="24"/>
-        </w:rPr>
-        <w:t xml:space="preserve"> Zhang, Ping Xiong</w:t>
-      </w:r>
-      <w:r>
-        <w:rPr>
-          <w:rFonts w:ascii="Cambria Math" w:hAnsi="Cambria Math" w:cs="Cambria Math"/>
-          <w:sz w:val="24"/>
-          <w:szCs w:val="24"/>
-        </w:rPr>
-        <w:t>, “</w:t>
-      </w:r>
-      <w:r>
-        <w:rPr>
-          <w:rFonts w:ascii="Cambria Math" w:hAnsi="Cambria Math" w:cs="Cambria Math"/>
-          <w:sz w:val="24"/>
-          <w:szCs w:val="24"/>
-        </w:rPr>
-        <w:t>Game-Theoretic Machine</w:t>
-      </w:r>
-      <w:r>
-        <w:rPr>
-          <w:rFonts w:ascii="Cambria Math" w:hAnsi="Cambria Math" w:cs="Cambria Math"/>
-          <w:sz w:val="24"/>
-          <w:szCs w:val="24"/>
-        </w:rPr>
-        <w:t xml:space="preserve"> </w:t>
-      </w:r>
-      <w:r>
-        <w:rPr>
-          <w:rFonts w:ascii="Cambria Math" w:hAnsi="Cambria Math" w:cs="Cambria Math"/>
-          <w:sz w:val="24"/>
-          <w:szCs w:val="24"/>
-        </w:rPr>
-        <w:t>Unlearning: Mitigating</w:t>
-      </w:r>
-      <w:r>
-        <w:rPr>
-          <w:rFonts w:ascii="Cambria Math" w:hAnsi="Cambria Math" w:cs="Cambria Math"/>
-          <w:sz w:val="24"/>
-          <w:szCs w:val="24"/>
-        </w:rPr>
-        <w:t xml:space="preserve"> </w:t>
-      </w:r>
-      <w:r>
-        <w:rPr>
-          <w:rFonts w:ascii="Cambria Math" w:hAnsi="Cambria Math" w:cs="Cambria Math"/>
-          <w:sz w:val="24"/>
-          <w:szCs w:val="24"/>
-        </w:rPr>
-        <w:t>Extra Privacy Leakage</w:t>
-      </w:r>
-      <w:r>
-        <w:rPr>
-          <w:rFonts w:ascii="Cambria Math" w:hAnsi="Cambria Math" w:cs="Cambria Math"/>
-          <w:sz w:val="24"/>
-          <w:szCs w:val="24"/>
-        </w:rPr>
-        <w:t xml:space="preserve">”, in </w:t>
-      </w:r>
-      <w:r>
-        <w:rPr>
-          <w:rFonts w:ascii="Cambria Math" w:hAnsi="Cambria Math" w:cs="Cambria Math"/>
-          <w:sz w:val="24"/>
-          <w:szCs w:val="24"/>
-        </w:rPr>
-        <w:t>JOURNAL OF LATEX CLASS FILES, VOL. 14, NO. 8, AUGUST 2021 1</w:t>
       </w:r>
     </w:p>
     <w:p>
@@ -3819,7 +2040,19 @@
           <w:szCs w:val="24"/>
           <w:lang w:val="en-US"/>
         </w:rPr>
-        <w:t xml:space="preserve">study strategies on how to deigning a system which incentivizes users to share data  as well as preventing misuse of their data and keeping performance good need to be studied. In federated settings which can have multiple users , users should be able to ask for data removal partial or fully without loss in model performance. </w:t>
+        <w:t xml:space="preserve">study strategies on how to deigning a system which incentivizes users to share data  as well as preventing misuse of their data and keeping performance good need to be studied. In federated settings which can have multiple users , users </w:t>
+      </w:r>
+      <w:r>
+        <w:rPr>
+          <w:rFonts w:ascii="Times New Roman" w:eastAsia="Times New Roman" w:hAnsi="Times New Roman" w:cs="Times New Roman"/>
+          <w:color w:val="2A2929"/>
+          <w:w w:val="109"/>
+          <w:sz w:val="24"/>
+          <w:szCs w:val="24"/>
+          <w:lang w:val="en-US"/>
+        </w:rPr>
+        <w:lastRenderedPageBreak/>
+        <w:t xml:space="preserve">should be able to ask for data removal partial or fully without loss in model performance. </w:t>
       </w:r>
     </w:p>
     <w:p>
@@ -3844,7 +2077,6 @@
           <w:szCs w:val="24"/>
           <w:lang w:val="en-US"/>
         </w:rPr>
-        <w:lastRenderedPageBreak/>
         <w:t>Foundational models are complex with billions of parameters, it is difficult to find contributions of data points with certainty, although some  work has been done in this area, we would like to explore a game theoretic framework between unlearning performance and privacy modules similar to done in deep learning and multilayer perceptron models [21].</w:t>
       </w:r>
     </w:p>
@@ -3942,7 +2174,7 @@
                     </pic:cNvPicPr>
                   </pic:nvPicPr>
                   <pic:blipFill>
-                    <a:blip r:embed="rId21">
+                    <a:blip r:embed="rId8">
                       <a:extLst>
                         <a:ext uri="{28A0092B-C50C-407E-A947-70E740481C1C}">
                           <a14:useLocalDpi xmlns:a14="http://schemas.microsoft.com/office/drawing/2010/main" val="0"/>
@@ -4085,31 +2317,7 @@
           <w:szCs w:val="24"/>
           <w:lang w:val="en-US"/>
         </w:rPr>
-        <w:t xml:space="preserve">The task is to develop strategies including multiple agents and based on different models, scenarios or desired outcomes , design game models to achieve balance with usable outcome efficiently, now each task will have multiple options to choose, data provider wants to minimize data sharing, while model provider wants to maximize data collection ideally, but </w:t>
-      </w:r>
-      <w:proofErr w:type="spellStart"/>
-      <w:r>
-        <w:rPr>
-          <w:rFonts w:ascii="Times New Roman" w:eastAsia="Times New Roman" w:hAnsi="Times New Roman" w:cs="Times New Roman"/>
-          <w:color w:val="2A2929"/>
-          <w:w w:val="109"/>
-          <w:sz w:val="24"/>
-          <w:szCs w:val="24"/>
-          <w:lang w:val="en-US"/>
-        </w:rPr>
-        <w:t>lets</w:t>
-      </w:r>
-      <w:proofErr w:type="spellEnd"/>
-      <w:r>
-        <w:rPr>
-          <w:rFonts w:ascii="Times New Roman" w:eastAsia="Times New Roman" w:hAnsi="Times New Roman" w:cs="Times New Roman"/>
-          <w:color w:val="2A2929"/>
-          <w:w w:val="109"/>
-          <w:sz w:val="24"/>
-          <w:szCs w:val="24"/>
-          <w:lang w:val="en-US"/>
-        </w:rPr>
-        <w:t xml:space="preserve"> work toward a strategy to achieve a balance, there may be some data which is very relevant for the task and some data which may be PII and is not contributing much and so we need a strategy to arrive at those relevant attributes which are needed </w:t>
+        <w:t xml:space="preserve">The task is to develop strategies including multiple agents and based on different models, scenarios or desired outcomes , design game models to achieve balance with usable outcome efficiently, now each task will have multiple options to choose, data provider wants to minimize data sharing, while model provider wants to maximize data collection ideally, but lets work toward a strategy to achieve a balance, there may be some data which is very relevant for the task and some data which may be PII and is not contributing much and so we need a strategy to arrive at those relevant attributes which are needed </w:t>
       </w:r>
       <w:r>
         <w:rPr>
@@ -4222,31 +2430,7 @@
           <w:szCs w:val="24"/>
           <w:lang w:val="en-US"/>
         </w:rPr>
-        <w:t xml:space="preserve">, </w:t>
-      </w:r>
-      <w:proofErr w:type="spellStart"/>
-      <w:r>
-        <w:rPr>
-          <w:rFonts w:ascii="Times New Roman" w:eastAsia="Times New Roman" w:hAnsi="Times New Roman" w:cs="Times New Roman"/>
-          <w:color w:val="2A2929"/>
-          <w:w w:val="109"/>
-          <w:sz w:val="24"/>
-          <w:szCs w:val="24"/>
-          <w:lang w:val="en-US"/>
-        </w:rPr>
-        <w:t>llm</w:t>
-      </w:r>
-      <w:proofErr w:type="spellEnd"/>
-      <w:r>
-        <w:rPr>
-          <w:rFonts w:ascii="Times New Roman" w:eastAsia="Times New Roman" w:hAnsi="Times New Roman" w:cs="Times New Roman"/>
-          <w:color w:val="2A2929"/>
-          <w:w w:val="109"/>
-          <w:sz w:val="24"/>
-          <w:szCs w:val="24"/>
-          <w:lang w:val="en-US"/>
-        </w:rPr>
-        <w:t xml:space="preserve"> unlearning or any other topic </w:t>
+        <w:t xml:space="preserve">, llm unlearning or any other topic </w:t>
       </w:r>
       <w:r>
         <w:rPr>
@@ -5268,7 +3452,7 @@
                     </pic:cNvPicPr>
                   </pic:nvPicPr>
                   <pic:blipFill>
-                    <a:blip r:embed="rId22">
+                    <a:blip r:embed="rId9">
                       <a:extLst>
                         <a:ext uri="{28A0092B-C50C-407E-A947-70E740481C1C}">
                           <a14:useLocalDpi xmlns:a14="http://schemas.microsoft.com/office/drawing/2010/main" val="0"/>
@@ -5418,31 +3602,7 @@
           <w:szCs w:val="24"/>
           <w:lang w:val="en-US"/>
         </w:rPr>
-        <w:t xml:space="preserve"> and will overlap with </w:t>
-      </w:r>
-      <w:proofErr w:type="spellStart"/>
-      <w:r>
-        <w:rPr>
-          <w:rFonts w:ascii="Times New Roman" w:eastAsia="Times New Roman" w:hAnsi="Times New Roman" w:cs="Times New Roman"/>
-          <w:color w:val="2A2929"/>
-          <w:w w:val="109"/>
-          <w:sz w:val="24"/>
-          <w:szCs w:val="24"/>
-          <w:lang w:val="en-US"/>
-        </w:rPr>
-        <w:t>on going</w:t>
-      </w:r>
-      <w:proofErr w:type="spellEnd"/>
-      <w:r>
-        <w:rPr>
-          <w:rFonts w:ascii="Times New Roman" w:eastAsia="Times New Roman" w:hAnsi="Times New Roman" w:cs="Times New Roman"/>
-          <w:color w:val="2A2929"/>
-          <w:w w:val="109"/>
-          <w:sz w:val="24"/>
-          <w:szCs w:val="24"/>
-          <w:lang w:val="en-US"/>
-        </w:rPr>
-        <w:t xml:space="preserve"> research</w:t>
+        <w:t xml:space="preserve"> and will overlap with on going research</w:t>
       </w:r>
       <w:r>
         <w:rPr>
@@ -5510,31 +3670,7 @@
           <w:szCs w:val="24"/>
           <w:lang w:val="en-US"/>
         </w:rPr>
-        <w:t>Includes course work and basic application of game theory principles to machine unlearning using coding (</w:t>
-      </w:r>
-      <w:proofErr w:type="spellStart"/>
-      <w:r>
-        <w:rPr>
-          <w:rFonts w:ascii="Times New Roman" w:eastAsia="Times New Roman" w:hAnsi="Times New Roman" w:cs="Times New Roman"/>
-          <w:color w:val="2A2929"/>
-          <w:w w:val="109"/>
-          <w:sz w:val="24"/>
-          <w:szCs w:val="24"/>
-          <w:lang w:val="en-US"/>
-        </w:rPr>
-        <w:t>MLPro</w:t>
-      </w:r>
-      <w:proofErr w:type="spellEnd"/>
-      <w:r>
-        <w:rPr>
-          <w:rFonts w:ascii="Times New Roman" w:eastAsia="Times New Roman" w:hAnsi="Times New Roman" w:cs="Times New Roman"/>
-          <w:color w:val="2A2929"/>
-          <w:w w:val="109"/>
-          <w:sz w:val="24"/>
-          <w:szCs w:val="24"/>
-          <w:lang w:val="en-US"/>
-        </w:rPr>
-        <w:t>-GT or other frameworks, Python)</w:t>
+        <w:t>Includes course work and basic application of game theory principles to machine unlearning using coding (MLPro-GT or other frameworks, Python)</w:t>
       </w:r>
     </w:p>
     <w:p>
@@ -5564,31 +3700,7 @@
           <w:szCs w:val="24"/>
           <w:lang w:val="en-US"/>
         </w:rPr>
-        <w:t xml:space="preserve">Machine </w:t>
-      </w:r>
-      <w:proofErr w:type="spellStart"/>
-      <w:r>
-        <w:rPr>
-          <w:rFonts w:ascii="Times New Roman" w:eastAsia="Times New Roman" w:hAnsi="Times New Roman" w:cs="Times New Roman"/>
-          <w:color w:val="2A2929"/>
-          <w:w w:val="109"/>
-          <w:sz w:val="24"/>
-          <w:szCs w:val="24"/>
-          <w:lang w:val="en-US"/>
-        </w:rPr>
-        <w:t>Unlearing</w:t>
-      </w:r>
-      <w:proofErr w:type="spellEnd"/>
-      <w:r>
-        <w:rPr>
-          <w:rFonts w:ascii="Times New Roman" w:eastAsia="Times New Roman" w:hAnsi="Times New Roman" w:cs="Times New Roman"/>
-          <w:color w:val="2A2929"/>
-          <w:w w:val="109"/>
-          <w:sz w:val="24"/>
-          <w:szCs w:val="24"/>
-          <w:lang w:val="en-US"/>
-        </w:rPr>
-        <w:t>: Literature Review</w:t>
+        <w:t>Machine Unlearing: Literature Review</w:t>
       </w:r>
     </w:p>
     <w:p>
@@ -5845,31 +3957,7 @@
           <w:szCs w:val="24"/>
           <w:lang w:val="en-US"/>
         </w:rPr>
-        <w:t xml:space="preserve"> and </w:t>
-      </w:r>
-      <w:proofErr w:type="spellStart"/>
-      <w:r>
-        <w:rPr>
-          <w:rFonts w:ascii="Times New Roman" w:eastAsia="Times New Roman" w:hAnsi="Times New Roman" w:cs="Times New Roman"/>
-          <w:color w:val="2A2929"/>
-          <w:w w:val="109"/>
-          <w:sz w:val="24"/>
-          <w:szCs w:val="24"/>
-          <w:lang w:val="en-US"/>
-        </w:rPr>
-        <w:t>it’s</w:t>
-      </w:r>
-      <w:proofErr w:type="spellEnd"/>
-      <w:r>
-        <w:rPr>
-          <w:rFonts w:ascii="Times New Roman" w:eastAsia="Times New Roman" w:hAnsi="Times New Roman" w:cs="Times New Roman"/>
-          <w:color w:val="2A2929"/>
-          <w:w w:val="109"/>
-          <w:sz w:val="24"/>
-          <w:szCs w:val="24"/>
-          <w:lang w:val="en-US"/>
-        </w:rPr>
-        <w:t xml:space="preserve"> core idea is very simple and easy to comprehend which makes it suitable for beginning stages</w:t>
+        <w:t xml:space="preserve"> and it’s core idea is very simple and easy to comprehend which makes it suitable for beginning stages</w:t>
       </w:r>
     </w:p>
     <w:p>
@@ -6423,55 +4511,7 @@
           <w:szCs w:val="24"/>
           <w:lang w:val="en-US"/>
         </w:rPr>
-        <w:t xml:space="preserve">Implement code in python, </w:t>
-      </w:r>
-      <w:proofErr w:type="spellStart"/>
-      <w:r>
-        <w:rPr>
-          <w:rFonts w:ascii="Times New Roman" w:eastAsia="Times New Roman" w:hAnsi="Times New Roman" w:cs="Times New Roman"/>
-          <w:color w:val="2A2929"/>
-          <w:w w:val="109"/>
-          <w:sz w:val="24"/>
-          <w:szCs w:val="24"/>
-          <w:lang w:val="en-US"/>
-        </w:rPr>
-        <w:t>tensorflow</w:t>
-      </w:r>
-      <w:proofErr w:type="spellEnd"/>
-      <w:r>
-        <w:rPr>
-          <w:rFonts w:ascii="Times New Roman" w:eastAsia="Times New Roman" w:hAnsi="Times New Roman" w:cs="Times New Roman"/>
-          <w:color w:val="2A2929"/>
-          <w:w w:val="109"/>
-          <w:sz w:val="24"/>
-          <w:szCs w:val="24"/>
-          <w:lang w:val="en-US"/>
-        </w:rPr>
-        <w:t xml:space="preserve">, </w:t>
-      </w:r>
-      <w:proofErr w:type="spellStart"/>
-      <w:r>
-        <w:rPr>
-          <w:rFonts w:ascii="Times New Roman" w:eastAsia="Times New Roman" w:hAnsi="Times New Roman" w:cs="Times New Roman"/>
-          <w:color w:val="2A2929"/>
-          <w:w w:val="109"/>
-          <w:sz w:val="24"/>
-          <w:szCs w:val="24"/>
-          <w:lang w:val="en-US"/>
-        </w:rPr>
-        <w:t>pytorch</w:t>
-      </w:r>
-      <w:proofErr w:type="spellEnd"/>
-      <w:r>
-        <w:rPr>
-          <w:rFonts w:ascii="Times New Roman" w:eastAsia="Times New Roman" w:hAnsi="Times New Roman" w:cs="Times New Roman"/>
-          <w:color w:val="2A2929"/>
-          <w:w w:val="109"/>
-          <w:sz w:val="24"/>
-          <w:szCs w:val="24"/>
-          <w:lang w:val="en-US"/>
-        </w:rPr>
-        <w:t xml:space="preserve">  </w:t>
+        <w:t xml:space="preserve">Implement code in python, tensorflow, pytorch  </w:t>
       </w:r>
     </w:p>
     <w:p>
@@ -6906,12 +4946,12 @@
           <w:lang w:val="en-US"/>
         </w:rPr>
         <w:sectPr>
-          <w:headerReference w:type="even" r:id="rId23"/>
-          <w:headerReference w:type="default" r:id="rId24"/>
-          <w:footerReference w:type="even" r:id="rId25"/>
-          <w:footerReference w:type="default" r:id="rId26"/>
-          <w:headerReference w:type="first" r:id="rId27"/>
-          <w:footerReference w:type="first" r:id="rId28"/>
+          <w:headerReference w:type="even" r:id="rId10"/>
+          <w:headerReference w:type="default" r:id="rId11"/>
+          <w:footerReference w:type="even" r:id="rId12"/>
+          <w:footerReference w:type="default" r:id="rId13"/>
+          <w:headerReference w:type="first" r:id="rId14"/>
+          <w:footerReference w:type="first" r:id="rId15"/>
           <w:pgSz w:w="11906" w:h="16838"/>
           <w:pgMar w:top="1170" w:right="1440" w:bottom="1440" w:left="1440" w:header="720" w:footer="720" w:gutter="0"/>
           <w:cols w:space="720"/>
@@ -7326,7 +5366,7 @@
         </w:rPr>
         <w:t xml:space="preserve">L industry – Responsible AI, contributing to building resilient systems, promoting inclusive &amp; responsibility in latest innovations in Generative AI systems </w:t>
       </w:r>
-      <w:hyperlink r:id="rId29" w:history="1">
+      <w:hyperlink r:id="rId16" w:history="1">
         <w:r>
           <w:rPr>
             <w:rStyle w:val="Hyperlink"/>
@@ -7398,7 +5438,7 @@
         </w:rPr>
         <w:t xml:space="preserve"> at its core, ensuring lesser conflicts &amp; chaos and justice &amp; legal recourse to individuals right to privacy </w:t>
       </w:r>
-      <w:hyperlink r:id="rId30" w:history="1">
+      <w:hyperlink r:id="rId17" w:history="1">
         <w:r>
           <w:rPr>
             <w:rStyle w:val="Hyperlink"/>
@@ -7446,33 +5486,9 @@
           <w:szCs w:val="24"/>
           <w:lang w:val="en-US"/>
         </w:rPr>
-        <w:t xml:space="preserve">This research fosters partnership between industry and academia experts by providing a platform for them to contributing equally based on </w:t>
-      </w:r>
-      <w:proofErr w:type="spellStart"/>
-      <w:r>
-        <w:rPr>
-          <w:rFonts w:ascii="Times New Roman" w:eastAsia="Times New Roman" w:hAnsi="Times New Roman" w:cs="Times New Roman"/>
-          <w:color w:val="2A2929"/>
-          <w:w w:val="109"/>
-          <w:sz w:val="24"/>
-          <w:szCs w:val="24"/>
-          <w:lang w:val="en-US"/>
-        </w:rPr>
-        <w:t>there</w:t>
-      </w:r>
-      <w:proofErr w:type="spellEnd"/>
-      <w:r>
-        <w:rPr>
-          <w:rFonts w:ascii="Times New Roman" w:eastAsia="Times New Roman" w:hAnsi="Times New Roman" w:cs="Times New Roman"/>
-          <w:color w:val="2A2929"/>
-          <w:w w:val="109"/>
-          <w:sz w:val="24"/>
-          <w:szCs w:val="24"/>
-          <w:lang w:val="en-US"/>
-        </w:rPr>
-        <w:t xml:space="preserve"> diverse experience in Responsible AI policies and implementations </w:t>
-      </w:r>
-      <w:hyperlink r:id="rId31" w:history="1">
+        <w:t xml:space="preserve">This research fosters partnership between industry and academia experts by providing a platform for them to contributing equally based on there diverse experience in Responsible AI policies and implementations </w:t>
+      </w:r>
+      <w:hyperlink r:id="rId18" w:history="1">
         <w:r>
           <w:rPr>
             <w:rStyle w:val="Hyperlink"/>
@@ -7522,7 +5538,7 @@
         </w:rPr>
         <w:t xml:space="preserve">Aim to create relevant and relevant learning outcome not only for the researcher but the research outcome will also provide lifelong learning to other students and a useful resource for other researchers working in the same domain </w:t>
       </w:r>
-      <w:hyperlink r:id="rId32" w:history="1">
+      <w:hyperlink r:id="rId19" w:history="1">
         <w:r>
           <w:rPr>
             <w:rStyle w:val="Hyperlink"/>
@@ -7671,7 +5687,7 @@
         </w:rPr>
         <w:t xml:space="preserve"> </w:t>
       </w:r>
-      <w:hyperlink r:id="rId33" w:history="1">
+      <w:hyperlink r:id="rId20" w:history="1">
         <w:r>
           <w:rPr>
             <w:rStyle w:val="Hyperlink"/>
@@ -12620,29 +10636,7 @@
                 <w:sz w:val="24"/>
                 <w:szCs w:val="24"/>
               </w:rPr>
-              <w:t xml:space="preserve">Python, </w:t>
-            </w:r>
-            <w:proofErr w:type="spellStart"/>
-            <w:r>
-              <w:rPr>
-                <w:rFonts w:ascii="Times New Roman" w:eastAsia="Times New Roman" w:hAnsi="Times New Roman" w:cs="Times New Roman"/>
-                <w:color w:val="2A2929"/>
-                <w:w w:val="109"/>
-                <w:sz w:val="24"/>
-                <w:szCs w:val="24"/>
-              </w:rPr>
-              <w:t>PyTorch</w:t>
-            </w:r>
-            <w:proofErr w:type="spellEnd"/>
-            <w:r>
-              <w:rPr>
-                <w:rFonts w:ascii="Times New Roman" w:eastAsia="Times New Roman" w:hAnsi="Times New Roman" w:cs="Times New Roman"/>
-                <w:color w:val="2A2929"/>
-                <w:w w:val="109"/>
-                <w:sz w:val="24"/>
-                <w:szCs w:val="24"/>
-              </w:rPr>
-              <w:t>; CIFAR-10, Purchase-100, Location-30 datasets</w:t>
+              <w:t>Python, PyTorch; CIFAR-10, Purchase-100, Location-30 datasets</w:t>
             </w:r>
           </w:p>
         </w:tc>
@@ -12800,7 +10794,6 @@
                 <w:lang w:val="en-US"/>
               </w:rPr>
             </w:pPr>
-            <w:proofErr w:type="spellStart"/>
             <w:r>
               <w:rPr>
                 <w:rFonts w:ascii="Times New Roman" w:eastAsia="Times New Roman" w:hAnsi="Times New Roman" w:cs="Times New Roman"/>
@@ -12809,18 +10802,7 @@
                 <w:sz w:val="24"/>
                 <w:szCs w:val="24"/>
               </w:rPr>
-              <w:t>Bourtoule</w:t>
-            </w:r>
-            <w:proofErr w:type="spellEnd"/>
-            <w:r>
-              <w:rPr>
-                <w:rFonts w:ascii="Times New Roman" w:eastAsia="Times New Roman" w:hAnsi="Times New Roman" w:cs="Times New Roman"/>
-                <w:color w:val="2A2929"/>
-                <w:w w:val="109"/>
-                <w:sz w:val="24"/>
-                <w:szCs w:val="24"/>
-              </w:rPr>
-              <w:t xml:space="preserve"> et al., 2020</w:t>
+              <w:t>Bourtoule et al., 2020</w:t>
             </w:r>
           </w:p>
         </w:tc>
@@ -13019,10 +11001,270 @@
                 <w:sz w:val="24"/>
                 <w:szCs w:val="24"/>
               </w:rPr>
-              <w:t xml:space="preserve"> </w:t>
+              <w:t xml:space="preserve"> MLPro-GT-game theory and dynamic games modeling in Python</w:t>
             </w:r>
-            <w:proofErr w:type="spellStart"/>
+          </w:p>
+        </w:tc>
+        <w:tc>
+          <w:tcPr>
+            <w:tcW w:w="1993" w:type="dxa"/>
+            <w:vAlign w:val="center"/>
+          </w:tcPr>
+          <w:p>
+            <w:pPr>
+              <w:spacing w:line="360" w:lineRule="auto"/>
+              <w:jc w:val="both"/>
+              <w:rPr>
+                <w:rFonts w:ascii="Times New Roman" w:eastAsia="Times New Roman" w:hAnsi="Times New Roman" w:cs="Times New Roman"/>
+                <w:color w:val="2A2929"/>
+                <w:w w:val="109"/>
+                <w:sz w:val="24"/>
+                <w:szCs w:val="24"/>
+              </w:rPr>
+            </w:pPr>
+          </w:p>
+          <w:p>
+            <w:pPr>
+              <w:spacing w:line="360" w:lineRule="auto"/>
+              <w:jc w:val="both"/>
+              <w:rPr>
+                <w:rFonts w:ascii="Times New Roman" w:eastAsia="Times New Roman" w:hAnsi="Times New Roman" w:cs="Times New Roman"/>
+                <w:color w:val="2A2929"/>
+                <w:w w:val="109"/>
+                <w:sz w:val="24"/>
+                <w:szCs w:val="24"/>
+              </w:rPr>
+            </w:pPr>
             <w:r>
+              <w:rPr>
+                <w:rFonts w:ascii="Times New Roman" w:eastAsia="Times New Roman" w:hAnsi="Times New Roman" w:cs="Times New Roman"/>
+                <w:color w:val="2A2929"/>
+                <w:w w:val="109"/>
+                <w:sz w:val="24"/>
+                <w:szCs w:val="24"/>
+              </w:rPr>
+              <w:t xml:space="preserve"> Steve Yuwono </w:t>
+            </w:r>
+            <w:r>
+              <w:rPr>
+                <w:rFonts w:ascii="Cambria Math" w:eastAsia="Times New Roman" w:hAnsi="Cambria Math" w:cs="Cambria Math"/>
+                <w:color w:val="2A2929"/>
+                <w:w w:val="109"/>
+                <w:sz w:val="24"/>
+                <w:szCs w:val="24"/>
+              </w:rPr>
+              <w:t>∗</w:t>
+            </w:r>
+            <w:r>
+              <w:rPr>
+                <w:rFonts w:ascii="Times New Roman" w:eastAsia="Times New Roman" w:hAnsi="Times New Roman" w:cs="Times New Roman"/>
+                <w:color w:val="2A2929"/>
+                <w:w w:val="109"/>
+                <w:sz w:val="24"/>
+                <w:szCs w:val="24"/>
+              </w:rPr>
+              <w:t>, Detlef Arend, Andreas Schwung</w:t>
+            </w:r>
+          </w:p>
+        </w:tc>
+        <w:tc>
+          <w:tcPr>
+            <w:tcW w:w="1993" w:type="dxa"/>
+            <w:vAlign w:val="center"/>
+          </w:tcPr>
+          <w:p>
+            <w:pPr>
+              <w:spacing w:line="360" w:lineRule="auto"/>
+              <w:jc w:val="both"/>
+              <w:rPr>
+                <w:rFonts w:ascii="Times New Roman" w:eastAsia="Times New Roman" w:hAnsi="Times New Roman" w:cs="Times New Roman"/>
+                <w:color w:val="2A2929"/>
+                <w:w w:val="109"/>
+                <w:sz w:val="24"/>
+                <w:szCs w:val="24"/>
+              </w:rPr>
+            </w:pPr>
+            <w:r>
+              <w:rPr>
+                <w:rFonts w:ascii="Times New Roman" w:eastAsia="Times New Roman" w:hAnsi="Times New Roman" w:cs="Times New Roman"/>
+                <w:color w:val="2A2929"/>
+                <w:w w:val="109"/>
+                <w:sz w:val="24"/>
+                <w:szCs w:val="24"/>
+              </w:rPr>
+              <w:t>Modular, Object-oriented classes for game theory implementation (players, strategies, payoffs, training etc.)</w:t>
+            </w:r>
+          </w:p>
+        </w:tc>
+        <w:tc>
+          <w:tcPr>
+            <w:tcW w:w="1993" w:type="dxa"/>
+            <w:vAlign w:val="center"/>
+          </w:tcPr>
+          <w:p>
+            <w:pPr>
+              <w:spacing w:line="360" w:lineRule="auto"/>
+              <w:jc w:val="both"/>
+              <w:rPr>
+                <w:rFonts w:ascii="Times New Roman" w:eastAsia="Times New Roman" w:hAnsi="Times New Roman" w:cs="Times New Roman"/>
+                <w:color w:val="2A2929"/>
+                <w:w w:val="109"/>
+                <w:sz w:val="24"/>
+                <w:szCs w:val="24"/>
+              </w:rPr>
+            </w:pPr>
+            <w:r>
+              <w:rPr>
+                <w:rFonts w:ascii="Times New Roman" w:eastAsia="Times New Roman" w:hAnsi="Times New Roman" w:cs="Times New Roman"/>
+                <w:color w:val="2A2929"/>
+                <w:w w:val="109"/>
+                <w:sz w:val="24"/>
+                <w:szCs w:val="24"/>
+              </w:rPr>
+              <w:t>Python, MLPro</w:t>
+            </w:r>
+          </w:p>
+        </w:tc>
+        <w:tc>
+          <w:tcPr>
+            <w:tcW w:w="2676" w:type="dxa"/>
+            <w:vAlign w:val="center"/>
+          </w:tcPr>
+          <w:p>
+            <w:pPr>
+              <w:spacing w:line="360" w:lineRule="auto"/>
+              <w:jc w:val="both"/>
+              <w:rPr>
+                <w:rFonts w:ascii="Times New Roman" w:eastAsia="Times New Roman" w:hAnsi="Times New Roman" w:cs="Times New Roman"/>
+                <w:color w:val="2A2929"/>
+                <w:w w:val="109"/>
+                <w:sz w:val="24"/>
+                <w:szCs w:val="24"/>
+              </w:rPr>
+            </w:pPr>
+            <w:r>
+              <w:rPr>
+                <w:rFonts w:ascii="Times New Roman" w:eastAsia="Times New Roman" w:hAnsi="Times New Roman" w:cs="Times New Roman"/>
+                <w:color w:val="2A2929"/>
+                <w:w w:val="109"/>
+                <w:sz w:val="24"/>
+                <w:szCs w:val="24"/>
+              </w:rPr>
+              <w:t>Supports</w:t>
+            </w:r>
+            <w:r>
+              <w:rPr>
+                <w:rFonts w:ascii="Times New Roman" w:eastAsia="Times New Roman" w:hAnsi="Times New Roman" w:cs="Times New Roman"/>
+                <w:color w:val="2A2929"/>
+                <w:w w:val="109"/>
+                <w:sz w:val="24"/>
+                <w:szCs w:val="24"/>
+              </w:rPr>
+              <w:t xml:space="preserve"> dynamic game modelling, </w:t>
+            </w:r>
+            <w:r>
+              <w:rPr>
+                <w:rFonts w:ascii="Times New Roman" w:eastAsia="Times New Roman" w:hAnsi="Times New Roman" w:cs="Times New Roman"/>
+                <w:color w:val="2A2929"/>
+                <w:w w:val="109"/>
+                <w:sz w:val="24"/>
+                <w:szCs w:val="24"/>
+              </w:rPr>
+              <w:t xml:space="preserve">with inbuild support for strategies </w:t>
+            </w:r>
+            <w:r>
+              <w:rPr>
+                <w:rFonts w:ascii="Times New Roman" w:eastAsia="Times New Roman" w:hAnsi="Times New Roman" w:cs="Times New Roman"/>
+                <w:color w:val="2A2929"/>
+                <w:w w:val="109"/>
+                <w:sz w:val="24"/>
+                <w:szCs w:val="24"/>
+              </w:rPr>
+              <w:t xml:space="preserve">(Prisoner’s Dilemma, Rock-Paper-Scissors, Supply &amp; </w:t>
+            </w:r>
+            <w:r>
+              <w:rPr>
+                <w:rFonts w:ascii="Times New Roman" w:eastAsia="Times New Roman" w:hAnsi="Times New Roman" w:cs="Times New Roman"/>
+                <w:color w:val="2A2929"/>
+                <w:w w:val="109"/>
+                <w:sz w:val="24"/>
+                <w:szCs w:val="24"/>
+              </w:rPr>
+              <w:lastRenderedPageBreak/>
+              <w:t>Demand, Routing with Congestion).</w:t>
+            </w:r>
+          </w:p>
+        </w:tc>
+        <w:tc>
+          <w:tcPr>
+            <w:tcW w:w="2551" w:type="dxa"/>
+            <w:vAlign w:val="center"/>
+          </w:tcPr>
+          <w:p>
+            <w:pPr>
+              <w:spacing w:line="360" w:lineRule="auto"/>
+              <w:jc w:val="both"/>
+              <w:rPr>
+                <w:rFonts w:ascii="Times New Roman" w:eastAsia="Times New Roman" w:hAnsi="Times New Roman" w:cs="Times New Roman"/>
+                <w:color w:val="2A2929"/>
+                <w:w w:val="109"/>
+                <w:sz w:val="24"/>
+                <w:szCs w:val="24"/>
+              </w:rPr>
+            </w:pPr>
+            <w:r>
+              <w:rPr>
+                <w:rFonts w:ascii="Times New Roman" w:eastAsia="Times New Roman" w:hAnsi="Times New Roman" w:cs="Times New Roman"/>
+                <w:color w:val="2A2929"/>
+                <w:w w:val="109"/>
+                <w:sz w:val="24"/>
+                <w:szCs w:val="24"/>
+              </w:rPr>
+              <w:lastRenderedPageBreak/>
+              <w:t>Understand game theory implementation , opportunity to use and expand on existing framework.</w:t>
+            </w:r>
+          </w:p>
+        </w:tc>
+      </w:tr>
+      <w:tr>
+        <w:tc>
+          <w:tcPr>
+            <w:tcW w:w="663" w:type="dxa"/>
+            <w:vAlign w:val="center"/>
+          </w:tcPr>
+          <w:p>
+            <w:pPr>
+              <w:spacing w:line="360" w:lineRule="auto"/>
+              <w:jc w:val="both"/>
+              <w:rPr>
+                <w:rFonts w:ascii="Times New Roman" w:eastAsia="Times New Roman" w:hAnsi="Times New Roman" w:cs="Times New Roman"/>
+                <w:color w:val="2A2929"/>
+                <w:w w:val="109"/>
+                <w:sz w:val="24"/>
+                <w:szCs w:val="24"/>
+              </w:rPr>
+            </w:pPr>
+            <w:r>
+              <w:rPr>
+                <w:rFonts w:ascii="Times New Roman" w:eastAsia="Times New Roman" w:hAnsi="Times New Roman" w:cs="Times New Roman"/>
+                <w:color w:val="2A2929"/>
+                <w:w w:val="109"/>
+                <w:sz w:val="24"/>
+                <w:szCs w:val="24"/>
+              </w:rPr>
+              <w:t>4</w:t>
+            </w:r>
+          </w:p>
+        </w:tc>
+        <w:tc>
+          <w:tcPr>
+            <w:tcW w:w="1993" w:type="dxa"/>
+            <w:vAlign w:val="center"/>
+          </w:tcPr>
+          <w:p>
+            <w:pPr>
+              <w:spacing w:line="360" w:lineRule="auto"/>
+              <w:jc w:val="both"/>
               <w:rPr>
                 <w:rFonts w:ascii="Times New Roman" w:eastAsia="Times New Roman" w:hAnsi="Times New Roman" w:cs="Times New Roman"/>
                 <w:i/>
@@ -13032,9 +11274,7 @@
                 <w:sz w:val="24"/>
                 <w:szCs w:val="24"/>
               </w:rPr>
-              <w:t>MLPro</w:t>
-            </w:r>
-            <w:proofErr w:type="spellEnd"/>
+            </w:pPr>
             <w:r>
               <w:rPr>
                 <w:rFonts w:ascii="Times New Roman" w:eastAsia="Times New Roman" w:hAnsi="Times New Roman" w:cs="Times New Roman"/>
@@ -13045,10 +11285,13 @@
                 <w:sz w:val="24"/>
                 <w:szCs w:val="24"/>
               </w:rPr>
-              <w:t xml:space="preserve">-GT-game theory and dynamic games </w:t>
+              <w:t>Game-Theoretic Machine Unlearning: Mitigating</w:t>
             </w:r>
-            <w:proofErr w:type="spellStart"/>
-            <w:r>
+          </w:p>
+          <w:p>
+            <w:pPr>
+              <w:spacing w:line="360" w:lineRule="auto"/>
+              <w:jc w:val="both"/>
               <w:rPr>
                 <w:rFonts w:ascii="Times New Roman" w:eastAsia="Times New Roman" w:hAnsi="Times New Roman" w:cs="Times New Roman"/>
                 <w:i/>
@@ -13058,9 +11301,7 @@
                 <w:sz w:val="24"/>
                 <w:szCs w:val="24"/>
               </w:rPr>
-              <w:t>modeling</w:t>
-            </w:r>
-            <w:proofErr w:type="spellEnd"/>
+            </w:pPr>
             <w:r>
               <w:rPr>
                 <w:rFonts w:ascii="Times New Roman" w:eastAsia="Times New Roman" w:hAnsi="Times New Roman" w:cs="Times New Roman"/>
@@ -13071,7 +11312,7 @@
                 <w:sz w:val="24"/>
                 <w:szCs w:val="24"/>
               </w:rPr>
-              <w:t xml:space="preserve"> in Python</w:t>
+              <w:t>Extra Privacy Leakage</w:t>
             </w:r>
           </w:p>
         </w:tc>
@@ -13092,11 +11333,7 @@
                 <w:szCs w:val="24"/>
               </w:rPr>
             </w:pPr>
-          </w:p>
-          <w:p>
-            <w:pPr>
-              <w:spacing w:line="360" w:lineRule="auto"/>
-              <w:jc w:val="both"/>
+            <w:r>
               <w:rPr>
                 <w:rFonts w:ascii="Times New Roman" w:eastAsia="Times New Roman" w:hAnsi="Times New Roman" w:cs="Times New Roman"/>
                 <w:color w:val="2A2929"/>
@@ -13104,8 +11341,29 @@
                 <w:sz w:val="24"/>
                 <w:szCs w:val="24"/>
               </w:rPr>
-            </w:pPr>
+              <w:t>Hengzhu Liu, Tianqing Zhu, Lefeng Zhang, Ping Xiong</w:t>
+            </w:r>
             <w:r>
+              <w:rPr>
+                <w:rFonts w:ascii="Cambria Math" w:eastAsia="Times New Roman" w:hAnsi="Cambria Math" w:cs="Cambria Math"/>
+                <w:color w:val="2A2929"/>
+                <w:w w:val="109"/>
+                <w:sz w:val="24"/>
+                <w:szCs w:val="24"/>
+              </w:rPr>
+              <w:t>∗</w:t>
+            </w:r>
+          </w:p>
+        </w:tc>
+        <w:tc>
+          <w:tcPr>
+            <w:tcW w:w="1993" w:type="dxa"/>
+            <w:vAlign w:val="center"/>
+          </w:tcPr>
+          <w:p>
+            <w:pPr>
+              <w:spacing w:line="360" w:lineRule="auto"/>
+              <w:jc w:val="both"/>
               <w:rPr>
                 <w:rFonts w:ascii="Times New Roman" w:eastAsia="Times New Roman" w:hAnsi="Times New Roman" w:cs="Times New Roman"/>
                 <w:color w:val="2A2929"/>
@@ -13113,18 +11371,7 @@
                 <w:sz w:val="24"/>
                 <w:szCs w:val="24"/>
               </w:rPr>
-              <w:t xml:space="preserve"> Steve Yuwono </w:t>
-            </w:r>
-            <w:r>
-              <w:rPr>
-                <w:rFonts w:ascii="Cambria Math" w:eastAsia="Times New Roman" w:hAnsi="Cambria Math" w:cs="Cambria Math"/>
-                <w:color w:val="2A2929"/>
-                <w:w w:val="109"/>
-                <w:sz w:val="24"/>
-                <w:szCs w:val="24"/>
-              </w:rPr>
-              <w:t>∗</w:t>
-            </w:r>
+            </w:pPr>
             <w:r>
               <w:rPr>
                 <w:rFonts w:ascii="Times New Roman" w:eastAsia="Times New Roman" w:hAnsi="Times New Roman" w:cs="Times New Roman"/>
@@ -13133,7 +11380,7 @@
                 <w:sz w:val="24"/>
                 <w:szCs w:val="24"/>
               </w:rPr>
-              <w:t>, Detlef Arend, Andreas Schwung</w:t>
+              <w:t>Stackelberg competition between unlearning performance and privacy protection ,loss function (model distance + classification error)</w:t>
             </w:r>
           </w:p>
         </w:tc>
@@ -13162,19 +11409,9 @@
                 <w:sz w:val="24"/>
                 <w:szCs w:val="24"/>
               </w:rPr>
-              <w:t>Modular, Object-oriented classes for game theory implementation (players, strategies, payoffs, training etc.)</w:t>
+              <w:t>Models: MLP, CNN</w:t>
             </w:r>
-          </w:p>
-        </w:tc>
-        <w:tc>
-          <w:tcPr>
-            <w:tcW w:w="1993" w:type="dxa"/>
-            <w:vAlign w:val="center"/>
-          </w:tcPr>
-          <w:p>
-            <w:pPr>
-              <w:spacing w:line="360" w:lineRule="auto"/>
-              <w:jc w:val="both"/>
+            <w:r>
               <w:rPr>
                 <w:rFonts w:ascii="Times New Roman" w:eastAsia="Times New Roman" w:hAnsi="Times New Roman" w:cs="Times New Roman"/>
                 <w:color w:val="2A2929"/>
@@ -13182,8 +11419,20 @@
                 <w:sz w:val="24"/>
                 <w:szCs w:val="24"/>
               </w:rPr>
-            </w:pPr>
-            <w:r>
+              <w:br/>
+              <w:t>Datasets: text dataset Adult, Image datasets MNIST,CIFAR10(DenseNet,ResNet)</w:t>
+            </w:r>
+          </w:p>
+        </w:tc>
+        <w:tc>
+          <w:tcPr>
+            <w:tcW w:w="2676" w:type="dxa"/>
+            <w:vAlign w:val="center"/>
+          </w:tcPr>
+          <w:p>
+            <w:pPr>
+              <w:spacing w:line="360" w:lineRule="auto"/>
+              <w:jc w:val="both"/>
               <w:rPr>
                 <w:rFonts w:ascii="Times New Roman" w:eastAsia="Times New Roman" w:hAnsi="Times New Roman" w:cs="Times New Roman"/>
                 <w:color w:val="2A2929"/>
@@ -13191,9 +11440,7 @@
                 <w:sz w:val="24"/>
                 <w:szCs w:val="24"/>
               </w:rPr>
-              <w:t xml:space="preserve">Python, </w:t>
-            </w:r>
-            <w:proofErr w:type="spellStart"/>
+            </w:pPr>
             <w:r>
               <w:rPr>
                 <w:rFonts w:ascii="Times New Roman" w:eastAsia="Times New Roman" w:hAnsi="Times New Roman" w:cs="Times New Roman"/>
@@ -13202,14 +11449,13 @@
                 <w:sz w:val="24"/>
                 <w:szCs w:val="24"/>
               </w:rPr>
-              <w:t>MLPro</w:t>
+              <w:t>Trade-off between utility and privacy to ensure effective machine unlearning and maintain excellent model performance</w:t>
             </w:r>
-            <w:proofErr w:type="spellEnd"/>
-          </w:p>
-        </w:tc>
-        <w:tc>
-          <w:tcPr>
-            <w:tcW w:w="2676" w:type="dxa"/>
+          </w:p>
+        </w:tc>
+        <w:tc>
+          <w:tcPr>
+            <w:tcW w:w="2551" w:type="dxa"/>
             <w:vAlign w:val="center"/>
           </w:tcPr>
           <w:p>
@@ -13232,412 +11478,6 @@
                 <w:sz w:val="24"/>
                 <w:szCs w:val="24"/>
               </w:rPr>
-              <w:t>Supports</w:t>
-            </w:r>
-            <w:r>
-              <w:rPr>
-                <w:rFonts w:ascii="Times New Roman" w:eastAsia="Times New Roman" w:hAnsi="Times New Roman" w:cs="Times New Roman"/>
-                <w:color w:val="2A2929"/>
-                <w:w w:val="109"/>
-                <w:sz w:val="24"/>
-                <w:szCs w:val="24"/>
-              </w:rPr>
-              <w:t xml:space="preserve"> dynamic game modelling, </w:t>
-            </w:r>
-            <w:r>
-              <w:rPr>
-                <w:rFonts w:ascii="Times New Roman" w:eastAsia="Times New Roman" w:hAnsi="Times New Roman" w:cs="Times New Roman"/>
-                <w:color w:val="2A2929"/>
-                <w:w w:val="109"/>
-                <w:sz w:val="24"/>
-                <w:szCs w:val="24"/>
-              </w:rPr>
-              <w:t xml:space="preserve">with inbuild support for strategies </w:t>
-            </w:r>
-            <w:r>
-              <w:rPr>
-                <w:rFonts w:ascii="Times New Roman" w:eastAsia="Times New Roman" w:hAnsi="Times New Roman" w:cs="Times New Roman"/>
-                <w:color w:val="2A2929"/>
-                <w:w w:val="109"/>
-                <w:sz w:val="24"/>
-                <w:szCs w:val="24"/>
-              </w:rPr>
-              <w:t xml:space="preserve">(Prisoner’s Dilemma, Rock-Paper-Scissors, Supply &amp; </w:t>
-            </w:r>
-            <w:r>
-              <w:rPr>
-                <w:rFonts w:ascii="Times New Roman" w:eastAsia="Times New Roman" w:hAnsi="Times New Roman" w:cs="Times New Roman"/>
-                <w:color w:val="2A2929"/>
-                <w:w w:val="109"/>
-                <w:sz w:val="24"/>
-                <w:szCs w:val="24"/>
-              </w:rPr>
-              <w:lastRenderedPageBreak/>
-              <w:t>Demand, Routing with Congestion).</w:t>
-            </w:r>
-          </w:p>
-        </w:tc>
-        <w:tc>
-          <w:tcPr>
-            <w:tcW w:w="2551" w:type="dxa"/>
-            <w:vAlign w:val="center"/>
-          </w:tcPr>
-          <w:p>
-            <w:pPr>
-              <w:spacing w:line="360" w:lineRule="auto"/>
-              <w:jc w:val="both"/>
-              <w:rPr>
-                <w:rFonts w:ascii="Times New Roman" w:eastAsia="Times New Roman" w:hAnsi="Times New Roman" w:cs="Times New Roman"/>
-                <w:color w:val="2A2929"/>
-                <w:w w:val="109"/>
-                <w:sz w:val="24"/>
-                <w:szCs w:val="24"/>
-              </w:rPr>
-            </w:pPr>
-            <w:r>
-              <w:rPr>
-                <w:rFonts w:ascii="Times New Roman" w:eastAsia="Times New Roman" w:hAnsi="Times New Roman" w:cs="Times New Roman"/>
-                <w:color w:val="2A2929"/>
-                <w:w w:val="109"/>
-                <w:sz w:val="24"/>
-                <w:szCs w:val="24"/>
-              </w:rPr>
-              <w:lastRenderedPageBreak/>
-              <w:t>Understand game theory implementation , opportunity to use and expand on existing framework.</w:t>
-            </w:r>
-          </w:p>
-        </w:tc>
-      </w:tr>
-      <w:tr>
-        <w:tc>
-          <w:tcPr>
-            <w:tcW w:w="663" w:type="dxa"/>
-            <w:vAlign w:val="center"/>
-          </w:tcPr>
-          <w:p>
-            <w:pPr>
-              <w:spacing w:line="360" w:lineRule="auto"/>
-              <w:jc w:val="both"/>
-              <w:rPr>
-                <w:rFonts w:ascii="Times New Roman" w:eastAsia="Times New Roman" w:hAnsi="Times New Roman" w:cs="Times New Roman"/>
-                <w:color w:val="2A2929"/>
-                <w:w w:val="109"/>
-                <w:sz w:val="24"/>
-                <w:szCs w:val="24"/>
-              </w:rPr>
-            </w:pPr>
-            <w:r>
-              <w:rPr>
-                <w:rFonts w:ascii="Times New Roman" w:eastAsia="Times New Roman" w:hAnsi="Times New Roman" w:cs="Times New Roman"/>
-                <w:color w:val="2A2929"/>
-                <w:w w:val="109"/>
-                <w:sz w:val="24"/>
-                <w:szCs w:val="24"/>
-              </w:rPr>
-              <w:t>4</w:t>
-            </w:r>
-          </w:p>
-        </w:tc>
-        <w:tc>
-          <w:tcPr>
-            <w:tcW w:w="1993" w:type="dxa"/>
-            <w:vAlign w:val="center"/>
-          </w:tcPr>
-          <w:p>
-            <w:pPr>
-              <w:spacing w:line="360" w:lineRule="auto"/>
-              <w:jc w:val="both"/>
-              <w:rPr>
-                <w:rFonts w:ascii="Times New Roman" w:eastAsia="Times New Roman" w:hAnsi="Times New Roman" w:cs="Times New Roman"/>
-                <w:i/>
-                <w:iCs/>
-                <w:color w:val="2A2929"/>
-                <w:w w:val="109"/>
-                <w:sz w:val="24"/>
-                <w:szCs w:val="24"/>
-              </w:rPr>
-            </w:pPr>
-            <w:r>
-              <w:rPr>
-                <w:rFonts w:ascii="Times New Roman" w:eastAsia="Times New Roman" w:hAnsi="Times New Roman" w:cs="Times New Roman"/>
-                <w:i/>
-                <w:iCs/>
-                <w:color w:val="2A2929"/>
-                <w:w w:val="109"/>
-                <w:sz w:val="24"/>
-                <w:szCs w:val="24"/>
-              </w:rPr>
-              <w:t>Game-Theoretic Machine Unlearning: Mitigating</w:t>
-            </w:r>
-          </w:p>
-          <w:p>
-            <w:pPr>
-              <w:spacing w:line="360" w:lineRule="auto"/>
-              <w:jc w:val="both"/>
-              <w:rPr>
-                <w:rFonts w:ascii="Times New Roman" w:eastAsia="Times New Roman" w:hAnsi="Times New Roman" w:cs="Times New Roman"/>
-                <w:i/>
-                <w:iCs/>
-                <w:color w:val="2A2929"/>
-                <w:w w:val="109"/>
-                <w:sz w:val="24"/>
-                <w:szCs w:val="24"/>
-              </w:rPr>
-            </w:pPr>
-            <w:r>
-              <w:rPr>
-                <w:rFonts w:ascii="Times New Roman" w:eastAsia="Times New Roman" w:hAnsi="Times New Roman" w:cs="Times New Roman"/>
-                <w:i/>
-                <w:iCs/>
-                <w:color w:val="2A2929"/>
-                <w:w w:val="109"/>
-                <w:sz w:val="24"/>
-                <w:szCs w:val="24"/>
-              </w:rPr>
-              <w:t>Extra Privacy Leakage</w:t>
-            </w:r>
-          </w:p>
-        </w:tc>
-        <w:tc>
-          <w:tcPr>
-            <w:tcW w:w="1993" w:type="dxa"/>
-            <w:vAlign w:val="center"/>
-          </w:tcPr>
-          <w:p>
-            <w:pPr>
-              <w:spacing w:line="360" w:lineRule="auto"/>
-              <w:jc w:val="both"/>
-              <w:rPr>
-                <w:rFonts w:ascii="Times New Roman" w:eastAsia="Times New Roman" w:hAnsi="Times New Roman" w:cs="Times New Roman"/>
-                <w:color w:val="2A2929"/>
-                <w:w w:val="109"/>
-                <w:sz w:val="24"/>
-                <w:szCs w:val="24"/>
-              </w:rPr>
-            </w:pPr>
-            <w:proofErr w:type="spellStart"/>
-            <w:r>
-              <w:rPr>
-                <w:rFonts w:ascii="Times New Roman" w:eastAsia="Times New Roman" w:hAnsi="Times New Roman" w:cs="Times New Roman"/>
-                <w:color w:val="2A2929"/>
-                <w:w w:val="109"/>
-                <w:sz w:val="24"/>
-                <w:szCs w:val="24"/>
-              </w:rPr>
-              <w:t>Hengzhu</w:t>
-            </w:r>
-            <w:proofErr w:type="spellEnd"/>
-            <w:r>
-              <w:rPr>
-                <w:rFonts w:ascii="Times New Roman" w:eastAsia="Times New Roman" w:hAnsi="Times New Roman" w:cs="Times New Roman"/>
-                <w:color w:val="2A2929"/>
-                <w:w w:val="109"/>
-                <w:sz w:val="24"/>
-                <w:szCs w:val="24"/>
-              </w:rPr>
-              <w:t xml:space="preserve"> Liu, </w:t>
-            </w:r>
-            <w:proofErr w:type="spellStart"/>
-            <w:r>
-              <w:rPr>
-                <w:rFonts w:ascii="Times New Roman" w:eastAsia="Times New Roman" w:hAnsi="Times New Roman" w:cs="Times New Roman"/>
-                <w:color w:val="2A2929"/>
-                <w:w w:val="109"/>
-                <w:sz w:val="24"/>
-                <w:szCs w:val="24"/>
-              </w:rPr>
-              <w:t>Tianqing</w:t>
-            </w:r>
-            <w:proofErr w:type="spellEnd"/>
-            <w:r>
-              <w:rPr>
-                <w:rFonts w:ascii="Times New Roman" w:eastAsia="Times New Roman" w:hAnsi="Times New Roman" w:cs="Times New Roman"/>
-                <w:color w:val="2A2929"/>
-                <w:w w:val="109"/>
-                <w:sz w:val="24"/>
-                <w:szCs w:val="24"/>
-              </w:rPr>
-              <w:t xml:space="preserve"> Zhu, </w:t>
-            </w:r>
-            <w:proofErr w:type="spellStart"/>
-            <w:r>
-              <w:rPr>
-                <w:rFonts w:ascii="Times New Roman" w:eastAsia="Times New Roman" w:hAnsi="Times New Roman" w:cs="Times New Roman"/>
-                <w:color w:val="2A2929"/>
-                <w:w w:val="109"/>
-                <w:sz w:val="24"/>
-                <w:szCs w:val="24"/>
-              </w:rPr>
-              <w:t>Lefeng</w:t>
-            </w:r>
-            <w:proofErr w:type="spellEnd"/>
-            <w:r>
-              <w:rPr>
-                <w:rFonts w:ascii="Times New Roman" w:eastAsia="Times New Roman" w:hAnsi="Times New Roman" w:cs="Times New Roman"/>
-                <w:color w:val="2A2929"/>
-                <w:w w:val="109"/>
-                <w:sz w:val="24"/>
-                <w:szCs w:val="24"/>
-              </w:rPr>
-              <w:t xml:space="preserve"> Zhang, Ping Xiong</w:t>
-            </w:r>
-            <w:r>
-              <w:rPr>
-                <w:rFonts w:ascii="Cambria Math" w:eastAsia="Times New Roman" w:hAnsi="Cambria Math" w:cs="Cambria Math"/>
-                <w:color w:val="2A2929"/>
-                <w:w w:val="109"/>
-                <w:sz w:val="24"/>
-                <w:szCs w:val="24"/>
-              </w:rPr>
-              <w:t>∗</w:t>
-            </w:r>
-          </w:p>
-        </w:tc>
-        <w:tc>
-          <w:tcPr>
-            <w:tcW w:w="1993" w:type="dxa"/>
-            <w:vAlign w:val="center"/>
-          </w:tcPr>
-          <w:p>
-            <w:pPr>
-              <w:spacing w:line="360" w:lineRule="auto"/>
-              <w:jc w:val="both"/>
-              <w:rPr>
-                <w:rFonts w:ascii="Times New Roman" w:eastAsia="Times New Roman" w:hAnsi="Times New Roman" w:cs="Times New Roman"/>
-                <w:color w:val="2A2929"/>
-                <w:w w:val="109"/>
-                <w:sz w:val="24"/>
-                <w:szCs w:val="24"/>
-              </w:rPr>
-            </w:pPr>
-            <w:r>
-              <w:rPr>
-                <w:rFonts w:ascii="Times New Roman" w:eastAsia="Times New Roman" w:hAnsi="Times New Roman" w:cs="Times New Roman"/>
-                <w:color w:val="2A2929"/>
-                <w:w w:val="109"/>
-                <w:sz w:val="24"/>
-                <w:szCs w:val="24"/>
-              </w:rPr>
-              <w:t>Stackelberg competition between unlearning performance and privacy protection ,loss function (model distance + classification error)</w:t>
-            </w:r>
-          </w:p>
-        </w:tc>
-        <w:tc>
-          <w:tcPr>
-            <w:tcW w:w="1993" w:type="dxa"/>
-            <w:vAlign w:val="center"/>
-          </w:tcPr>
-          <w:p>
-            <w:pPr>
-              <w:spacing w:line="360" w:lineRule="auto"/>
-              <w:jc w:val="both"/>
-              <w:rPr>
-                <w:rFonts w:ascii="Times New Roman" w:eastAsia="Times New Roman" w:hAnsi="Times New Roman" w:cs="Times New Roman"/>
-                <w:color w:val="2A2929"/>
-                <w:w w:val="109"/>
-                <w:sz w:val="24"/>
-                <w:szCs w:val="24"/>
-              </w:rPr>
-            </w:pPr>
-            <w:r>
-              <w:rPr>
-                <w:rFonts w:ascii="Times New Roman" w:eastAsia="Times New Roman" w:hAnsi="Times New Roman" w:cs="Times New Roman"/>
-                <w:color w:val="2A2929"/>
-                <w:w w:val="109"/>
-                <w:sz w:val="24"/>
-                <w:szCs w:val="24"/>
-              </w:rPr>
-              <w:t>Models: MLP, CNN</w:t>
-            </w:r>
-            <w:r>
-              <w:rPr>
-                <w:rFonts w:ascii="Times New Roman" w:eastAsia="Times New Roman" w:hAnsi="Times New Roman" w:cs="Times New Roman"/>
-                <w:color w:val="2A2929"/>
-                <w:w w:val="109"/>
-                <w:sz w:val="24"/>
-                <w:szCs w:val="24"/>
-              </w:rPr>
-              <w:br/>
-              <w:t>Datasets: text dataset Adult, Image datasets MNIST,CIFAR10(</w:t>
-            </w:r>
-            <w:proofErr w:type="spellStart"/>
-            <w:r>
-              <w:rPr>
-                <w:rFonts w:ascii="Times New Roman" w:eastAsia="Times New Roman" w:hAnsi="Times New Roman" w:cs="Times New Roman"/>
-                <w:color w:val="2A2929"/>
-                <w:w w:val="109"/>
-                <w:sz w:val="24"/>
-                <w:szCs w:val="24"/>
-              </w:rPr>
-              <w:t>DenseNet,ResNet</w:t>
-            </w:r>
-            <w:proofErr w:type="spellEnd"/>
-            <w:r>
-              <w:rPr>
-                <w:rFonts w:ascii="Times New Roman" w:eastAsia="Times New Roman" w:hAnsi="Times New Roman" w:cs="Times New Roman"/>
-                <w:color w:val="2A2929"/>
-                <w:w w:val="109"/>
-                <w:sz w:val="24"/>
-                <w:szCs w:val="24"/>
-              </w:rPr>
-              <w:t>)</w:t>
-            </w:r>
-          </w:p>
-        </w:tc>
-        <w:tc>
-          <w:tcPr>
-            <w:tcW w:w="2676" w:type="dxa"/>
-            <w:vAlign w:val="center"/>
-          </w:tcPr>
-          <w:p>
-            <w:pPr>
-              <w:spacing w:line="360" w:lineRule="auto"/>
-              <w:jc w:val="both"/>
-              <w:rPr>
-                <w:rFonts w:ascii="Times New Roman" w:eastAsia="Times New Roman" w:hAnsi="Times New Roman" w:cs="Times New Roman"/>
-                <w:color w:val="2A2929"/>
-                <w:w w:val="109"/>
-                <w:sz w:val="24"/>
-                <w:szCs w:val="24"/>
-              </w:rPr>
-            </w:pPr>
-            <w:r>
-              <w:rPr>
-                <w:rFonts w:ascii="Times New Roman" w:eastAsia="Times New Roman" w:hAnsi="Times New Roman" w:cs="Times New Roman"/>
-                <w:color w:val="2A2929"/>
-                <w:w w:val="109"/>
-                <w:sz w:val="24"/>
-                <w:szCs w:val="24"/>
-              </w:rPr>
-              <w:t>Trade-off between utility and privacy to ensure effective machine unlearning and maintain excellent model performance</w:t>
-            </w:r>
-          </w:p>
-        </w:tc>
-        <w:tc>
-          <w:tcPr>
-            <w:tcW w:w="2551" w:type="dxa"/>
-            <w:vAlign w:val="center"/>
-          </w:tcPr>
-          <w:p>
-            <w:pPr>
-              <w:spacing w:line="360" w:lineRule="auto"/>
-              <w:jc w:val="both"/>
-              <w:rPr>
-                <w:rFonts w:ascii="Times New Roman" w:eastAsia="Times New Roman" w:hAnsi="Times New Roman" w:cs="Times New Roman"/>
-                <w:color w:val="2A2929"/>
-                <w:w w:val="109"/>
-                <w:sz w:val="24"/>
-                <w:szCs w:val="24"/>
-              </w:rPr>
-            </w:pPr>
-            <w:r>
-              <w:rPr>
-                <w:rFonts w:ascii="Times New Roman" w:eastAsia="Times New Roman" w:hAnsi="Times New Roman" w:cs="Times New Roman"/>
-                <w:color w:val="2A2929"/>
-                <w:w w:val="109"/>
-                <w:sz w:val="24"/>
-                <w:szCs w:val="24"/>
-              </w:rPr>
               <w:t>The paper directly validates the application of game theoretic framework, which will be used as building block for our research</w:t>
             </w:r>
           </w:p>
@@ -13742,31 +11582,7 @@
           <w:szCs w:val="24"/>
           <w:lang w:val="en-US"/>
         </w:rPr>
-        <w:t xml:space="preserve">derive conclusion – </w:t>
-      </w:r>
-      <w:proofErr w:type="spellStart"/>
-      <w:r>
-        <w:rPr>
-          <w:rFonts w:ascii="Times New Roman" w:eastAsia="Times New Roman" w:hAnsi="Times New Roman" w:cs="Times New Roman"/>
-          <w:color w:val="2A2929"/>
-          <w:w w:val="109"/>
-          <w:sz w:val="24"/>
-          <w:szCs w:val="24"/>
-          <w:lang w:val="en-US"/>
-        </w:rPr>
-        <w:t>MLPro</w:t>
-      </w:r>
-      <w:proofErr w:type="spellEnd"/>
-      <w:r>
-        <w:rPr>
-          <w:rFonts w:ascii="Times New Roman" w:eastAsia="Times New Roman" w:hAnsi="Times New Roman" w:cs="Times New Roman"/>
-          <w:color w:val="2A2929"/>
-          <w:w w:val="109"/>
-          <w:sz w:val="24"/>
-          <w:szCs w:val="24"/>
-          <w:lang w:val="en-US"/>
-        </w:rPr>
-        <w:t>-GT helps us by giving a reference to use or build on it, though it’s existing use case has been  limited to basic cases and not complex, it can be stepping stone to implement our logic and expand on its existing implementation.</w:t>
+        <w:t>derive conclusion – MLPro-GT helps us by giving a reference to use or build on it, though it’s existing use case has been  limited to basic cases and not complex, it can be stepping stone to implement our logic and expand on its existing implementation.</w:t>
       </w:r>
     </w:p>
     <w:p>
@@ -13853,7 +11669,6 @@
         </w:rPr>
         <w:t xml:space="preserve"> </w:t>
       </w:r>
-      <w:proofErr w:type="spellStart"/>
       <w:r>
         <w:rPr>
           <w:rFonts w:ascii="Times New Roman" w:eastAsia="Times New Roman" w:hAnsi="Times New Roman" w:cs="Times New Roman"/>
@@ -13865,7 +11680,6 @@
         </w:rPr>
         <w:t>diagramshows</w:t>
       </w:r>
-      <w:proofErr w:type="spellEnd"/>
       <w:r>
         <w:rPr>
           <w:rFonts w:ascii="Times New Roman" w:eastAsia="Times New Roman" w:hAnsi="Times New Roman" w:cs="Times New Roman"/>
@@ -13930,7 +11744,7 @@
                     </pic:cNvPicPr>
                   </pic:nvPicPr>
                   <pic:blipFill>
-                    <a:blip r:embed="rId34">
+                    <a:blip r:embed="rId21">
                       <a:extLst>
                         <a:ext uri="{28A0092B-C50C-407E-A947-70E740481C1C}">
                           <a14:useLocalDpi xmlns:a14="http://schemas.microsoft.com/office/drawing/2010/main" val="0"/>
@@ -14884,7 +12698,7 @@
                     <pic:cNvPicPr/>
                   </pic:nvPicPr>
                   <pic:blipFill>
-                    <a:blip r:embed="rId35"/>
+                    <a:blip r:embed="rId22"/>
                     <a:stretch>
                       <a:fillRect/>
                     </a:stretch>
@@ -14947,7 +12761,7 @@
                     <pic:cNvPicPr/>
                   </pic:nvPicPr>
                   <pic:blipFill>
-                    <a:blip r:embed="rId36"/>
+                    <a:blip r:embed="rId23"/>
                     <a:stretch>
                       <a:fillRect/>
                     </a:stretch>
@@ -14967,6 +12781,819 @@
           </wp:inline>
         </w:drawing>
       </w:r>
+    </w:p>
+    <w:p>
+      <w:pPr>
+        <w:pStyle w:val="Heading1"/>
+        <w:numPr>
+          <w:ilvl w:val="0"/>
+          <w:numId w:val="5"/>
+        </w:numPr>
+        <w:rPr>
+          <w:rFonts w:eastAsia="Times New Roman"/>
+          <w:w w:val="109"/>
+          <w:lang w:val="en-US"/>
+        </w:rPr>
+      </w:pPr>
+      <w:r>
+        <w:rPr>
+          <w:rFonts w:eastAsia="Times New Roman"/>
+          <w:w w:val="109"/>
+          <w:lang w:val="en-US"/>
+        </w:rPr>
+        <w:lastRenderedPageBreak/>
+        <w:t>References</w:t>
+      </w:r>
+    </w:p>
+    <w:p>
+      <w:pPr>
+        <w:spacing w:line="480" w:lineRule="auto"/>
+        <w:ind w:left="720"/>
+        <w:jc w:val="both"/>
+        <w:rPr>
+          <w:rFonts w:ascii="Times New Roman" w:hAnsi="Times New Roman" w:cs="Times New Roman"/>
+          <w:sz w:val="24"/>
+          <w:szCs w:val="24"/>
+        </w:rPr>
+      </w:pPr>
+      <w:r>
+        <w:rPr>
+          <w:rFonts w:ascii="Times New Roman" w:hAnsi="Times New Roman" w:cs="Times New Roman"/>
+          <w:sz w:val="24"/>
+          <w:szCs w:val="24"/>
+        </w:rPr>
+        <w:t>[1] Machine Unlearning: A Survey HENG XU, TIANQING ZHU, and LEFENG ZHANG, University of Technology Sydney, Australia WANLEI ZHOU, City University of Macau, China PHILIP S. YU, University of Illinois at Chicago, United States</w:t>
+      </w:r>
+    </w:p>
+    <w:p>
+      <w:pPr>
+        <w:spacing w:line="480" w:lineRule="auto"/>
+        <w:ind w:left="720"/>
+        <w:jc w:val="both"/>
+        <w:rPr>
+          <w:rFonts w:ascii="Times New Roman" w:hAnsi="Times New Roman" w:cs="Times New Roman"/>
+          <w:sz w:val="24"/>
+          <w:szCs w:val="24"/>
+        </w:rPr>
+      </w:pPr>
+      <w:r>
+        <w:rPr>
+          <w:rFonts w:ascii="Times New Roman" w:hAnsi="Times New Roman" w:cs="Times New Roman"/>
+          <w:sz w:val="24"/>
+          <w:szCs w:val="24"/>
+        </w:rPr>
+        <w:t>[2] Machine Unlearning: A Comprehensive Survey WEIQI WANG, University of Technology Sydney, Australia ZHIYI TIAN, University of Technology Sydney, Australia CHENHAN ZHANG, University of Technology Sydney, Australia SHUI YU, University of Technology Sydney, Australia</w:t>
+      </w:r>
+    </w:p>
+    <w:p>
+      <w:pPr>
+        <w:spacing w:line="480" w:lineRule="auto"/>
+        <w:ind w:left="720"/>
+        <w:jc w:val="both"/>
+        <w:rPr>
+          <w:rFonts w:ascii="Times New Roman" w:hAnsi="Times New Roman" w:cs="Times New Roman"/>
+          <w:sz w:val="24"/>
+          <w:szCs w:val="24"/>
+        </w:rPr>
+      </w:pPr>
+      <w:r>
+        <w:rPr>
+          <w:rFonts w:ascii="Times New Roman" w:hAnsi="Times New Roman" w:cs="Times New Roman"/>
+          <w:sz w:val="24"/>
+          <w:szCs w:val="24"/>
+        </w:rPr>
+        <w:t xml:space="preserve">[3] Stefanos Leonardos and Georgios Piliouras. 2022. Exploration-exploitation in multi-agent learning: Catastrophe theory meets game theory. Artif. Intell. 304 (2022), 103653. DOI: http://dx.doi.org/10.1016/j.artint.2021.103653 </w:t>
+      </w:r>
+    </w:p>
+    <w:p>
+      <w:pPr>
+        <w:spacing w:line="480" w:lineRule="auto"/>
+        <w:ind w:left="720"/>
+        <w:jc w:val="both"/>
+        <w:rPr>
+          <w:rFonts w:ascii="Times New Roman" w:hAnsi="Times New Roman" w:cs="Times New Roman"/>
+          <w:sz w:val="24"/>
+          <w:szCs w:val="24"/>
+        </w:rPr>
+      </w:pPr>
+      <w:r>
+        <w:rPr>
+          <w:rFonts w:ascii="Times New Roman" w:hAnsi="Times New Roman" w:cs="Times New Roman"/>
+          <w:sz w:val="24"/>
+          <w:szCs w:val="24"/>
+        </w:rPr>
+        <w:t>[4] Lei Cui, Youyang Qu, Mohammad Reza Nosouhi, Shui Yu, Jianwei Niu, and Gang Xie. 2019. Improving data utility through game theory in personalized differential privacy. J. Comput. Sci. Technol. 34, 2 (2019), 272–286. DOI:http: //dx.doi.org/10.1007/s11390-019-1910-3</w:t>
+      </w:r>
+    </w:p>
+    <w:p>
+      <w:pPr>
+        <w:spacing w:line="480" w:lineRule="auto"/>
+        <w:ind w:left="720"/>
+        <w:jc w:val="both"/>
+        <w:rPr>
+          <w:rFonts w:ascii="Times New Roman" w:hAnsi="Times New Roman" w:cs="Times New Roman"/>
+          <w:sz w:val="24"/>
+          <w:szCs w:val="24"/>
+        </w:rPr>
+      </w:pPr>
+      <w:r>
+        <w:rPr>
+          <w:rFonts w:ascii="Times New Roman" w:hAnsi="Times New Roman" w:cs="Times New Roman"/>
+          <w:sz w:val="24"/>
+          <w:szCs w:val="24"/>
+        </w:rPr>
+        <w:t xml:space="preserve"> [5] Xueqin Liang, Zheng Yan, Robert H. Deng, and Qinghua Zheng. 2021. Investigating the adoption of hybrid encrypted cloud data deduplication with game theory. IEEE Trans. Parallel Distrib. Syst. 32, 3 (2021), 587–600. DOI:http://dx.doi. org/10.1109/TPDS.2020.3028685 </w:t>
+      </w:r>
+    </w:p>
+    <w:p>
+      <w:pPr>
+        <w:spacing w:line="480" w:lineRule="auto"/>
+        <w:ind w:left="720"/>
+        <w:jc w:val="both"/>
+        <w:rPr>
+          <w:rFonts w:ascii="Times New Roman" w:hAnsi="Times New Roman" w:cs="Times New Roman"/>
+          <w:sz w:val="24"/>
+          <w:szCs w:val="24"/>
+        </w:rPr>
+      </w:pPr>
+      <w:r>
+        <w:rPr>
+          <w:rFonts w:ascii="Times New Roman" w:hAnsi="Times New Roman" w:cs="Times New Roman"/>
+          <w:sz w:val="24"/>
+          <w:szCs w:val="24"/>
+        </w:rPr>
+        <w:lastRenderedPageBreak/>
+        <w:t xml:space="preserve">[6] </w:t>
+      </w:r>
+      <w:hyperlink r:id="rId24" w:history="1">
+        <w:r>
+          <w:rPr>
+            <w:rFonts w:ascii="Times New Roman" w:hAnsi="Times New Roman" w:cs="Times New Roman"/>
+            <w:sz w:val="24"/>
+            <w:szCs w:val="24"/>
+          </w:rPr>
+          <w:t>Jiahui Geng</w:t>
+        </w:r>
+      </w:hyperlink>
+      <w:r>
+        <w:rPr>
+          <w:rFonts w:ascii="Times New Roman" w:hAnsi="Times New Roman" w:cs="Times New Roman"/>
+          <w:sz w:val="24"/>
+          <w:szCs w:val="24"/>
+        </w:rPr>
+        <w:t>, </w:t>
+      </w:r>
+      <w:hyperlink r:id="rId25" w:history="1">
+        <w:r>
+          <w:rPr>
+            <w:rFonts w:ascii="Times New Roman" w:hAnsi="Times New Roman" w:cs="Times New Roman"/>
+            <w:sz w:val="24"/>
+            <w:szCs w:val="24"/>
+          </w:rPr>
+          <w:t>Qing Li</w:t>
+        </w:r>
+      </w:hyperlink>
+      <w:r>
+        <w:rPr>
+          <w:rFonts w:ascii="Times New Roman" w:hAnsi="Times New Roman" w:cs="Times New Roman"/>
+          <w:sz w:val="24"/>
+          <w:szCs w:val="24"/>
+        </w:rPr>
+        <w:t>, </w:t>
+      </w:r>
+      <w:hyperlink r:id="rId26" w:history="1">
+        <w:r>
+          <w:rPr>
+            <w:rFonts w:ascii="Times New Roman" w:hAnsi="Times New Roman" w:cs="Times New Roman"/>
+            <w:sz w:val="24"/>
+            <w:szCs w:val="24"/>
+          </w:rPr>
+          <w:t>Herbert Woisetschlaeger</w:t>
+        </w:r>
+      </w:hyperlink>
+      <w:r>
+        <w:rPr>
+          <w:rFonts w:ascii="Times New Roman" w:hAnsi="Times New Roman" w:cs="Times New Roman"/>
+          <w:sz w:val="24"/>
+          <w:szCs w:val="24"/>
+        </w:rPr>
+        <w:t>, </w:t>
+      </w:r>
+      <w:hyperlink r:id="rId27" w:history="1">
+        <w:r>
+          <w:rPr>
+            <w:rFonts w:ascii="Times New Roman" w:hAnsi="Times New Roman" w:cs="Times New Roman"/>
+            <w:sz w:val="24"/>
+            <w:szCs w:val="24"/>
+          </w:rPr>
+          <w:t>Zongxiong Chen</w:t>
+        </w:r>
+      </w:hyperlink>
+      <w:r>
+        <w:rPr>
+          <w:rFonts w:ascii="Times New Roman" w:hAnsi="Times New Roman" w:cs="Times New Roman"/>
+          <w:sz w:val="24"/>
+          <w:szCs w:val="24"/>
+        </w:rPr>
+        <w:t>, </w:t>
+      </w:r>
+      <w:hyperlink r:id="rId28" w:history="1">
+        <w:r>
+          <w:rPr>
+            <w:rFonts w:ascii="Times New Roman" w:hAnsi="Times New Roman" w:cs="Times New Roman"/>
+            <w:sz w:val="24"/>
+            <w:szCs w:val="24"/>
+          </w:rPr>
+          <w:t>Fengyu Cai</w:t>
+        </w:r>
+      </w:hyperlink>
+      <w:r>
+        <w:rPr>
+          <w:rFonts w:ascii="Times New Roman" w:hAnsi="Times New Roman" w:cs="Times New Roman"/>
+          <w:sz w:val="24"/>
+          <w:szCs w:val="24"/>
+        </w:rPr>
+        <w:t>, </w:t>
+      </w:r>
+      <w:hyperlink r:id="rId29" w:history="1">
+        <w:r>
+          <w:rPr>
+            <w:rFonts w:ascii="Times New Roman" w:hAnsi="Times New Roman" w:cs="Times New Roman"/>
+            <w:sz w:val="24"/>
+            <w:szCs w:val="24"/>
+          </w:rPr>
+          <w:t>Yuxia Wang</w:t>
+        </w:r>
+      </w:hyperlink>
+      <w:r>
+        <w:rPr>
+          <w:rFonts w:ascii="Times New Roman" w:hAnsi="Times New Roman" w:cs="Times New Roman"/>
+          <w:sz w:val="24"/>
+          <w:szCs w:val="24"/>
+        </w:rPr>
+        <w:t>, </w:t>
+      </w:r>
+      <w:hyperlink r:id="rId30" w:history="1">
+        <w:r>
+          <w:rPr>
+            <w:rFonts w:ascii="Times New Roman" w:hAnsi="Times New Roman" w:cs="Times New Roman"/>
+            <w:sz w:val="24"/>
+            <w:szCs w:val="24"/>
+          </w:rPr>
+          <w:t>Preslav Nakov</w:t>
+        </w:r>
+      </w:hyperlink>
+      <w:r>
+        <w:rPr>
+          <w:rFonts w:ascii="Times New Roman" w:hAnsi="Times New Roman" w:cs="Times New Roman"/>
+          <w:sz w:val="24"/>
+          <w:szCs w:val="24"/>
+        </w:rPr>
+        <w:t>, </w:t>
+      </w:r>
+      <w:hyperlink r:id="rId31" w:history="1">
+        <w:r>
+          <w:rPr>
+            <w:rFonts w:ascii="Times New Roman" w:hAnsi="Times New Roman" w:cs="Times New Roman"/>
+            <w:sz w:val="24"/>
+            <w:szCs w:val="24"/>
+          </w:rPr>
+          <w:t>Hans-Arno Jacobsen</w:t>
+        </w:r>
+      </w:hyperlink>
+      <w:r>
+        <w:rPr>
+          <w:rFonts w:ascii="Times New Roman" w:hAnsi="Times New Roman" w:cs="Times New Roman"/>
+          <w:sz w:val="24"/>
+          <w:szCs w:val="24"/>
+        </w:rPr>
+        <w:t>, </w:t>
+      </w:r>
+      <w:hyperlink r:id="rId32" w:history="1">
+        <w:r>
+          <w:rPr>
+            <w:rFonts w:ascii="Times New Roman" w:hAnsi="Times New Roman" w:cs="Times New Roman"/>
+            <w:sz w:val="24"/>
+            <w:szCs w:val="24"/>
+          </w:rPr>
+          <w:t>Fakhri Karray</w:t>
+        </w:r>
+      </w:hyperlink>
+      <w:r>
+        <w:rPr>
+          <w:rFonts w:ascii="Times New Roman" w:hAnsi="Times New Roman" w:cs="Times New Roman"/>
+          <w:sz w:val="24"/>
+          <w:szCs w:val="24"/>
+        </w:rPr>
+        <w:t xml:space="preserve"> A Comprehensive Survey of Machine Unlearning Techniques for Large Language Models DOI: </w:t>
+      </w:r>
+      <w:hyperlink r:id="rId33" w:history="1">
+        <w:r>
+          <w:rPr>
+            <w:rStyle w:val="Hyperlink"/>
+            <w:rFonts w:ascii="Times New Roman" w:hAnsi="Times New Roman" w:cs="Times New Roman"/>
+            <w:sz w:val="24"/>
+            <w:szCs w:val="24"/>
+          </w:rPr>
+          <w:t>https://doi.org/10.48550/arXiv.2503.01854</w:t>
+        </w:r>
+      </w:hyperlink>
+    </w:p>
+    <w:p>
+      <w:pPr>
+        <w:spacing w:line="480" w:lineRule="auto"/>
+        <w:ind w:left="720"/>
+        <w:jc w:val="both"/>
+        <w:rPr>
+          <w:rFonts w:ascii="Times New Roman" w:hAnsi="Times New Roman" w:cs="Times New Roman"/>
+          <w:sz w:val="24"/>
+          <w:szCs w:val="24"/>
+        </w:rPr>
+      </w:pPr>
+      <w:r>
+        <w:rPr>
+          <w:rFonts w:ascii="Times New Roman" w:hAnsi="Times New Roman" w:cs="Times New Roman"/>
+          <w:sz w:val="24"/>
+          <w:szCs w:val="24"/>
+        </w:rPr>
+        <w:t>[7] Exploring Federated Unlearning: Review, Comparison, and Insights Yang Zhao, Member, IEEE, Jiaxi Yang, Student Member, IEEE, Yiling Tao, Student Member, IEEE, Lixu Wang, Student Member, IEEE, Xiaoxiao Li, Member, IEEE, Dusit Niyato, Fellow, IEEE, and H. Vincent Poor, Life Fellow, IEEE</w:t>
+      </w:r>
+    </w:p>
+    <w:p>
+      <w:pPr>
+        <w:spacing w:line="480" w:lineRule="auto"/>
+        <w:ind w:left="720"/>
+        <w:jc w:val="both"/>
+        <w:rPr>
+          <w:rFonts w:ascii="Times New Roman" w:hAnsi="Times New Roman" w:cs="Times New Roman"/>
+          <w:sz w:val="24"/>
+          <w:szCs w:val="24"/>
+        </w:rPr>
+      </w:pPr>
+      <w:r>
+        <w:rPr>
+          <w:rFonts w:ascii="Times New Roman" w:hAnsi="Times New Roman" w:cs="Times New Roman"/>
+          <w:sz w:val="24"/>
+          <w:szCs w:val="24"/>
+        </w:rPr>
+        <w:t xml:space="preserve">[8] Chuan Guo, Tom Goldstein, Awni Y. Hannun, and Laurens van der Maaten. 2020. Certified data removal from machine learning models. In 37th International Conference on Machine Learning (Proceedings of Machine Learning Research, Vol. 119). PMLR, 3832–3842. Retrieved from </w:t>
+      </w:r>
+      <w:hyperlink r:id="rId34" w:history="1">
+        <w:r>
+          <w:rPr>
+            <w:rStyle w:val="Hyperlink"/>
+            <w:rFonts w:ascii="Times New Roman" w:hAnsi="Times New Roman" w:cs="Times New Roman"/>
+            <w:sz w:val="24"/>
+            <w:szCs w:val="24"/>
+          </w:rPr>
+          <w:t>http://proceedings.mlr.press/v119/guo20c.html</w:t>
+        </w:r>
+      </w:hyperlink>
+      <w:r>
+        <w:rPr>
+          <w:rFonts w:ascii="Times New Roman" w:hAnsi="Times New Roman" w:cs="Times New Roman"/>
+          <w:sz w:val="24"/>
+          <w:szCs w:val="24"/>
+        </w:rPr>
+        <w:t>.</w:t>
+      </w:r>
+    </w:p>
+    <w:p>
+      <w:pPr>
+        <w:spacing w:line="480" w:lineRule="auto"/>
+        <w:ind w:left="720"/>
+        <w:jc w:val="both"/>
+        <w:rPr>
+          <w:rStyle w:val="Hyperlink"/>
+          <w:rFonts w:ascii="Times New Roman" w:hAnsi="Times New Roman" w:cs="Times New Roman"/>
+          <w:sz w:val="24"/>
+          <w:szCs w:val="24"/>
+        </w:rPr>
+      </w:pPr>
+      <w:r>
+        <w:rPr>
+          <w:rFonts w:ascii="Times New Roman" w:hAnsi="Times New Roman" w:cs="Times New Roman"/>
+          <w:sz w:val="24"/>
+          <w:szCs w:val="24"/>
+        </w:rPr>
+        <w:t>[9] Reinforcement Unlearning Dayong Ye</w:t>
+      </w:r>
+      <w:r>
+        <w:rPr>
+          <w:rFonts w:ascii="Cambria Math" w:hAnsi="Cambria Math" w:cs="Cambria Math"/>
+          <w:sz w:val="24"/>
+          <w:szCs w:val="24"/>
+        </w:rPr>
+        <w:t>∗</w:t>
+      </w:r>
+      <w:r>
+        <w:rPr>
+          <w:rFonts w:ascii="Times New Roman" w:hAnsi="Times New Roman" w:cs="Times New Roman"/>
+          <w:sz w:val="24"/>
+          <w:szCs w:val="24"/>
+        </w:rPr>
+        <w:t xml:space="preserve"> , Tianqing Zhu† , Congcong Zhu† , Derui Wang‡ , Kun Gao</w:t>
+      </w:r>
+      <w:r>
+        <w:rPr>
+          <w:rFonts w:ascii="Cambria Math" w:hAnsi="Cambria Math" w:cs="Cambria Math"/>
+          <w:sz w:val="24"/>
+          <w:szCs w:val="24"/>
+        </w:rPr>
+        <w:t>∗</w:t>
+      </w:r>
+      <w:r>
+        <w:rPr>
+          <w:rFonts w:ascii="Times New Roman" w:hAnsi="Times New Roman" w:cs="Times New Roman"/>
+          <w:sz w:val="24"/>
+          <w:szCs w:val="24"/>
+        </w:rPr>
+        <w:t xml:space="preserve"> , Zewei Shi‡ , Sheng Shen, Wanlei Zhou† , and Minhui Xue‡ </w:t>
+      </w:r>
+      <w:r>
+        <w:rPr>
+          <w:rFonts w:ascii="Cambria Math" w:hAnsi="Cambria Math" w:cs="Cambria Math"/>
+          <w:sz w:val="24"/>
+          <w:szCs w:val="24"/>
+        </w:rPr>
+        <w:t>∗</w:t>
+      </w:r>
+      <w:r>
+        <w:rPr>
+          <w:rFonts w:ascii="Times New Roman" w:hAnsi="Times New Roman" w:cs="Times New Roman"/>
+          <w:sz w:val="24"/>
+          <w:szCs w:val="24"/>
+        </w:rPr>
+        <w:t xml:space="preserve">University of Technology Sydney, †City University of Macau, ‡CSIRO’s Data61, Torrens University Australia, </w:t>
+      </w:r>
+      <w:hyperlink r:id="rId35" w:history="1">
+        <w:r>
+          <w:rPr>
+            <w:rStyle w:val="Hyperlink"/>
+            <w:rFonts w:ascii="Times New Roman" w:hAnsi="Times New Roman" w:cs="Times New Roman"/>
+            <w:sz w:val="24"/>
+            <w:szCs w:val="24"/>
+          </w:rPr>
+          <w:t>https://arxiv.org/pdf/2312.15910</w:t>
+        </w:r>
+      </w:hyperlink>
+    </w:p>
+    <w:p>
+      <w:pPr>
+        <w:spacing w:line="480" w:lineRule="auto"/>
+        <w:ind w:left="720"/>
+        <w:jc w:val="both"/>
+        <w:rPr>
+          <w:rFonts w:ascii="Times New Roman" w:hAnsi="Times New Roman" w:cs="Times New Roman"/>
+          <w:sz w:val="24"/>
+          <w:szCs w:val="24"/>
+        </w:rPr>
+      </w:pPr>
+      <w:r>
+        <w:rPr>
+          <w:rFonts w:ascii="Times New Roman" w:hAnsi="Times New Roman" w:cs="Times New Roman"/>
+          <w:sz w:val="24"/>
+          <w:szCs w:val="24"/>
+        </w:rPr>
+        <w:t xml:space="preserve">[10] Xiaofeng Ding, Hongbiao Fang, Zhilin Zhang, Kim-Kwang Raymond Choo, and Hai Jin. 2022. Privacy-preserving feature extraction via adversarial training. IEEE Trans. Knowl. Data Eng. 34, 4 (2022), 1967–1979. DOI:http://dx.doi. org/10.1109/TKDE.2020.2997604 </w:t>
+      </w:r>
+    </w:p>
+    <w:p>
+      <w:pPr>
+        <w:spacing w:line="480" w:lineRule="auto"/>
+        <w:ind w:left="720"/>
+        <w:jc w:val="both"/>
+        <w:rPr>
+          <w:rFonts w:ascii="Times New Roman" w:hAnsi="Times New Roman" w:cs="Times New Roman"/>
+          <w:sz w:val="24"/>
+          <w:szCs w:val="24"/>
+        </w:rPr>
+      </w:pPr>
+      <w:r>
+        <w:rPr>
+          <w:rFonts w:ascii="Times New Roman" w:hAnsi="Times New Roman" w:cs="Times New Roman"/>
+          <w:sz w:val="24"/>
+          <w:szCs w:val="24"/>
+        </w:rPr>
+        <w:lastRenderedPageBreak/>
+        <w:t xml:space="preserve">[11] Bo Zhang, Hancheng Ye, Gang Yu, Bin Wang, Yike Wu, Jiayuan Fan, and Tao Chen. 2022. Sample-centric feature generation for semi-supervised few-shot learning. IEEE Trans. Image Process. 31 (2022), 2309–2320. DOI:http://dx. doi.org/10.1109/TIP.2022.3154938 </w:t>
+      </w:r>
+    </w:p>
+    <w:p>
+      <w:pPr>
+        <w:spacing w:line="480" w:lineRule="auto"/>
+        <w:ind w:left="720"/>
+        <w:jc w:val="both"/>
+        <w:rPr>
+          <w:rFonts w:ascii="Times New Roman" w:hAnsi="Times New Roman" w:cs="Times New Roman"/>
+          <w:sz w:val="24"/>
+          <w:szCs w:val="24"/>
+        </w:rPr>
+      </w:pPr>
+      <w:r>
+        <w:rPr>
+          <w:rFonts w:ascii="Times New Roman" w:hAnsi="Times New Roman" w:cs="Times New Roman"/>
+          <w:sz w:val="24"/>
+          <w:szCs w:val="24"/>
+        </w:rPr>
+        <w:t>[12] Jiajing Zhu, Yongguo Liu, Chuanbiao Wen, and Xindong Wu. 2022. DGDFS: Dependence Guided Discriminative Feature Selection for predicting adverse drug-drug interaction. IEEE Trans. Knowl. Data Eng. 34, 1 (2022), 271–285. DOI:http://dx.doi.org/10.1109/TKDE.2020.2978055</w:t>
+      </w:r>
+    </w:p>
+    <w:p>
+      <w:pPr>
+        <w:spacing w:line="480" w:lineRule="auto"/>
+        <w:ind w:left="720"/>
+        <w:jc w:val="both"/>
+        <w:rPr>
+          <w:rFonts w:ascii="Times New Roman" w:hAnsi="Times New Roman" w:cs="Times New Roman"/>
+          <w:sz w:val="24"/>
+          <w:szCs w:val="24"/>
+        </w:rPr>
+      </w:pPr>
+      <w:r>
+        <w:rPr>
+          <w:rFonts w:ascii="Times New Roman" w:hAnsi="Times New Roman" w:cs="Times New Roman"/>
+          <w:sz w:val="24"/>
+          <w:szCs w:val="24"/>
+        </w:rPr>
+        <w:t>[13] [Wu et al., 2023] Xinwei Wu, Junzhuo Li, Minghui Xu, Weilong Dong, Shuangzhi Wu, Chao Bian, and Deyi Xiong. DEPN: Detecting and editing privacy neurons in pretrained language models. In Houda Bouamor, Juan Pino, and Kalika Bali, editors, Proceedings of the 2023 Conference on Empirical Methods in Natural Language Processing, pages 2875–2886, Singapore, December 2023. Association for Computational Linguistics.</w:t>
+      </w:r>
+    </w:p>
+    <w:p>
+      <w:pPr>
+        <w:spacing w:line="480" w:lineRule="auto"/>
+        <w:ind w:left="720"/>
+        <w:jc w:val="both"/>
+        <w:rPr>
+          <w:rFonts w:ascii="Times New Roman" w:hAnsi="Times New Roman" w:cs="Times New Roman"/>
+          <w:sz w:val="24"/>
+          <w:szCs w:val="24"/>
+        </w:rPr>
+      </w:pPr>
+      <w:r>
+        <w:rPr>
+          <w:rFonts w:ascii="Times New Roman" w:hAnsi="Times New Roman" w:cs="Times New Roman"/>
+          <w:sz w:val="24"/>
+          <w:szCs w:val="24"/>
+        </w:rPr>
+        <w:t>[14] [Jia et al., 2024] Jinghan Jia, Jiancheng Liu, Yihua Zhang, Parikshit Ram, Nathalie Baracaldo, and Sijia Liu. WAGLE: Strategic weight attribution for effective and modular unlearning in large language models. In The Thirty-eighth Annual Conf</w:t>
+      </w:r>
+    </w:p>
+    <w:p>
+      <w:pPr>
+        <w:spacing w:line="480" w:lineRule="auto"/>
+        <w:ind w:left="720"/>
+        <w:jc w:val="both"/>
+        <w:rPr>
+          <w:rFonts w:ascii="Times New Roman" w:hAnsi="Times New Roman" w:cs="Times New Roman"/>
+          <w:sz w:val="24"/>
+          <w:szCs w:val="24"/>
+        </w:rPr>
+      </w:pPr>
+      <w:r>
+        <w:rPr>
+          <w:rFonts w:ascii="Times New Roman" w:hAnsi="Times New Roman" w:cs="Times New Roman"/>
+          <w:sz w:val="24"/>
+          <w:szCs w:val="24"/>
+        </w:rPr>
+        <w:t>[15] A Survey on Recommendation Unlearning: Fundamentals, Taxonomy, Evaluation, and Open Questions Yuyuan Li, Xiaohua Feng, Chaochao Chen*, Senior Member, IEEE, and Qiang Yang, Fellow, IEEE</w:t>
+      </w:r>
+    </w:p>
+    <w:p>
+      <w:pPr>
+        <w:spacing w:line="480" w:lineRule="auto"/>
+        <w:ind w:left="720"/>
+        <w:jc w:val="both"/>
+        <w:rPr>
+          <w:rFonts w:ascii="Times New Roman" w:hAnsi="Times New Roman" w:cs="Times New Roman"/>
+          <w:sz w:val="24"/>
+          <w:szCs w:val="24"/>
+        </w:rPr>
+      </w:pPr>
+      <w:r>
+        <w:rPr>
+          <w:rFonts w:ascii="Times New Roman" w:hAnsi="Times New Roman" w:cs="Times New Roman"/>
+          <w:sz w:val="24"/>
+          <w:szCs w:val="24"/>
+        </w:rPr>
+        <w:t>[16] Alessandro Mantelero. The EU proposal for a general data protection regulation and the roots of the ’right to be forgotten’. Comput. Law Secur. Rev., 29(3):229–235, 2013.</w:t>
+      </w:r>
+    </w:p>
+    <w:p>
+      <w:pPr>
+        <w:spacing w:line="480" w:lineRule="auto"/>
+        <w:ind w:left="720"/>
+        <w:jc w:val="both"/>
+        <w:rPr>
+          <w:rFonts w:ascii="Times New Roman" w:hAnsi="Times New Roman" w:cs="Times New Roman"/>
+          <w:sz w:val="24"/>
+          <w:szCs w:val="24"/>
+        </w:rPr>
+      </w:pPr>
+      <w:r>
+        <w:rPr>
+          <w:rFonts w:ascii="Times New Roman" w:hAnsi="Times New Roman" w:cs="Times New Roman"/>
+          <w:sz w:val="24"/>
+          <w:szCs w:val="24"/>
+        </w:rPr>
+        <w:lastRenderedPageBreak/>
+        <w:t>[17] O. of the Privacy Commissioner of Canada. Announcement: Privacy commissioner seeks federal court determination on key issue for canadians’ online reputation.</w:t>
+      </w:r>
+    </w:p>
+    <w:p>
+      <w:pPr>
+        <w:spacing w:line="480" w:lineRule="auto"/>
+        <w:ind w:left="720"/>
+        <w:jc w:val="both"/>
+        <w:rPr>
+          <w:rFonts w:ascii="Times New Roman" w:hAnsi="Times New Roman" w:cs="Times New Roman"/>
+          <w:sz w:val="24"/>
+          <w:szCs w:val="24"/>
+        </w:rPr>
+      </w:pPr>
+      <w:r>
+        <w:rPr>
+          <w:rFonts w:ascii="Times New Roman" w:hAnsi="Times New Roman" w:cs="Times New Roman"/>
+          <w:sz w:val="24"/>
+          <w:szCs w:val="24"/>
+        </w:rPr>
+        <w:t>[18] Lydia de la Torre. A guide to the california consumer privacy act of 2018. Available at SSRN 3275571, 2018.</w:t>
+      </w:r>
+    </w:p>
+    <w:p>
+      <w:pPr>
+        <w:spacing w:line="480" w:lineRule="auto"/>
+        <w:ind w:left="720"/>
+        <w:jc w:val="both"/>
+        <w:rPr>
+          <w:rFonts w:ascii="Times New Roman" w:hAnsi="Times New Roman" w:cs="Times New Roman"/>
+          <w:sz w:val="24"/>
+          <w:szCs w:val="24"/>
+        </w:rPr>
+      </w:pPr>
+      <w:r>
+        <w:rPr>
+          <w:rFonts w:ascii="Times New Roman" w:hAnsi="Times New Roman" w:cs="Times New Roman"/>
+          <w:sz w:val="24"/>
+          <w:szCs w:val="24"/>
+        </w:rPr>
+        <w:t xml:space="preserve">[19] Digital Personal Data Protection Act, 2023. Available at </w:t>
+      </w:r>
+      <w:hyperlink r:id="rId36" w:history="1">
+        <w:r>
+          <w:rPr>
+            <w:rStyle w:val="Hyperlink"/>
+            <w:rFonts w:ascii="Times New Roman" w:hAnsi="Times New Roman" w:cs="Times New Roman"/>
+            <w:sz w:val="24"/>
+            <w:szCs w:val="24"/>
+          </w:rPr>
+          <w:t>https://www.meity.gov.in/static/uploads/2024/06/2bf1f0e9f04e6fb4f8fef35e82c42aa5.pdf</w:t>
+        </w:r>
+      </w:hyperlink>
+    </w:p>
+    <w:p>
+      <w:pPr>
+        <w:spacing w:line="480" w:lineRule="auto"/>
+        <w:ind w:left="720"/>
+        <w:jc w:val="both"/>
+        <w:rPr>
+          <w:rFonts w:ascii="Times New Roman" w:hAnsi="Times New Roman" w:cs="Times New Roman"/>
+          <w:sz w:val="24"/>
+          <w:szCs w:val="24"/>
+        </w:rPr>
+      </w:pPr>
+      <w:r>
+        <w:rPr>
+          <w:rFonts w:ascii="Times New Roman" w:hAnsi="Times New Roman" w:cs="Times New Roman"/>
+          <w:sz w:val="24"/>
+          <w:szCs w:val="24"/>
+        </w:rPr>
+        <w:t>[20] L. Bourtoule, V. Chandrasekaran, C. A. Choquette-Choo, H. Jia, A. Travers, B. Zhang, D. Lie, and N. Papernot, “Machine unlearning,” in Proc. IEEE Symposium on Security and Privacy (SP), 2021</w:t>
+      </w:r>
+    </w:p>
+    <w:p>
+      <w:pPr>
+        <w:spacing w:line="480" w:lineRule="auto"/>
+        <w:ind w:left="720"/>
+        <w:jc w:val="both"/>
+        <w:rPr>
+          <w:rFonts w:ascii="Times New Roman" w:hAnsi="Times New Roman" w:cs="Times New Roman"/>
+          <w:sz w:val="24"/>
+          <w:szCs w:val="24"/>
+        </w:rPr>
+      </w:pPr>
+      <w:r>
+        <w:rPr>
+          <w:rFonts w:ascii="Times New Roman" w:hAnsi="Times New Roman" w:cs="Times New Roman"/>
+          <w:sz w:val="24"/>
+          <w:szCs w:val="24"/>
+        </w:rPr>
+        <w:t>[21] Hengzhu Liu, Tianqing Zhu, Lefeng Zhang, Ping Xiong, “Game-Theoretic Machine Unlearning: Mitigating Extra Privacy Leakage”, in JOURNAL OF LATEX CLASS FILES, VOL. 14, NO. 8, AUGUST 2021 1</w:t>
+      </w:r>
+    </w:p>
+    <w:p>
+      <w:pPr>
+        <w:spacing w:line="480" w:lineRule="auto"/>
+        <w:ind w:left="720"/>
+        <w:jc w:val="both"/>
+        <w:rPr>
+          <w:rFonts w:ascii="Times New Roman" w:hAnsi="Times New Roman" w:cs="Times New Roman"/>
+          <w:sz w:val="24"/>
+          <w:szCs w:val="24"/>
+        </w:rPr>
+      </w:pPr>
+      <w:r>
+        <w:rPr>
+          <w:rFonts w:ascii="Times New Roman" w:hAnsi="Times New Roman" w:cs="Times New Roman"/>
+          <w:sz w:val="24"/>
+          <w:szCs w:val="24"/>
+        </w:rPr>
+        <w:t xml:space="preserve">[22] </w:t>
+      </w:r>
+      <w:r>
+        <w:rPr>
+          <w:rFonts w:ascii="Times New Roman" w:hAnsi="Times New Roman" w:cs="Times New Roman"/>
+          <w:sz w:val="24"/>
+          <w:szCs w:val="24"/>
+        </w:rPr>
+        <w:t>Stuart Wesselby</w:t>
+      </w:r>
+      <w:r>
+        <w:rPr>
+          <w:rFonts w:ascii="Times New Roman" w:hAnsi="Times New Roman" w:cs="Times New Roman"/>
+          <w:sz w:val="24"/>
+          <w:szCs w:val="24"/>
+        </w:rPr>
+        <w:t>, “</w:t>
+      </w:r>
+      <w:r>
+        <w:rPr>
+          <w:rFonts w:ascii="Times New Roman" w:hAnsi="Times New Roman" w:cs="Times New Roman"/>
+          <w:sz w:val="24"/>
+          <w:szCs w:val="24"/>
+        </w:rPr>
+        <w:t>Responsible AI: Principles, Practices, and Applications</w:t>
+      </w:r>
+      <w:r>
+        <w:rPr>
+          <w:rFonts w:ascii="Times New Roman" w:hAnsi="Times New Roman" w:cs="Times New Roman"/>
+          <w:sz w:val="24"/>
+          <w:szCs w:val="24"/>
+        </w:rPr>
+        <w:t xml:space="preserve">. </w:t>
+      </w:r>
+      <w:r>
+        <w:rPr>
+          <w:rFonts w:ascii="Times New Roman" w:hAnsi="Times New Roman" w:cs="Times New Roman"/>
+          <w:sz w:val="24"/>
+          <w:szCs w:val="24"/>
+        </w:rPr>
+        <w:t>How to implement ai responsibly</w:t>
+      </w:r>
+      <w:r>
+        <w:rPr>
+          <w:rFonts w:ascii="Times New Roman" w:hAnsi="Times New Roman" w:cs="Times New Roman"/>
+          <w:sz w:val="24"/>
+          <w:szCs w:val="24"/>
+        </w:rPr>
+        <w:t xml:space="preserve">”, </w:t>
+      </w:r>
+      <w:r>
+        <w:rPr>
+          <w:rFonts w:ascii="Times New Roman" w:hAnsi="Times New Roman" w:cs="Times New Roman"/>
+          <w:sz w:val="24"/>
+          <w:szCs w:val="24"/>
+        </w:rPr>
+        <w:t>https://www.udemy.com/course/responsible-ai-principles-practices-and-applications/?srsltid=AfmBOorcJDN91T-1RxFtCerA13W6GAUedvgXI_K5mlDnzcsPdM9ebOlg</w:t>
+      </w:r>
+    </w:p>
+    <w:p>
+      <w:pPr>
+        <w:spacing w:line="480" w:lineRule="auto"/>
+        <w:ind w:left="720"/>
+        <w:jc w:val="both"/>
+        <w:rPr>
+          <w:rFonts w:ascii="Times New Roman" w:hAnsi="Times New Roman" w:cs="Times New Roman"/>
+          <w:sz w:val="24"/>
+          <w:szCs w:val="24"/>
+        </w:rPr>
+      </w:pPr>
+    </w:p>
+    <w:p>
+      <w:pPr>
+        <w:ind w:left="270"/>
+        <w:rPr>
+          <w:lang w:val="en-US"/>
+        </w:rPr>
+      </w:pPr>
+    </w:p>
+    <w:p>
+      <w:pPr>
+        <w:ind w:left="270"/>
+        <w:rPr>
+          <w:lang w:val="en-US"/>
+        </w:rPr>
+      </w:pPr>
     </w:p>
     <w:p>
       <w:pPr>
@@ -16360,7 +14987,6 @@
   <w:style w:type="character" w:default="1" w:styleId="DefaultParagraphFont">
     <w:name w:val="Default Paragraph Font"/>
     <w:uiPriority w:val="1"/>
-    <w:semiHidden/>
     <w:unhideWhenUsed/>
   </w:style>
   <w:style w:type="table" w:default="1" w:styleId="TableNormal">
